--- a/src/templates/service_request_template.docx
+++ b/src/templates/service_request_template.docx
@@ -181,7 +181,13 @@
         <w:rPr>
           <w:rFonts w:ascii="Times New Roman" w:eastAsia="Times New Roman" w:hAnsi="Times New Roman" w:cs="Times New Roman"/>
         </w:rPr>
-        <w:t xml:space="preserve"> Mã phiếu chỉ định: CLS-10012026-131218</w:t>
+        <w:t xml:space="preserve"> Mã phiếu chỉ định: </w:t>
+      </w:r>
+      <w:r>
+        <w:rPr>
+          <w:rFonts w:ascii="Times New Roman" w:eastAsia="Times New Roman" w:hAnsi="Times New Roman" w:cs="Times New Roman"/>
+        </w:rPr>
+        <w:t>{{requestId}}</w:t>
       </w:r>
     </w:p>
     <w:p>
@@ -191,54 +197,22 @@
         <w:jc w:val="center"/>
         <w:rPr>
           <w:rFonts w:ascii="Times New Roman" w:eastAsia="Times New Roman" w:hAnsi="Times New Roman" w:cs="Times New Roman"/>
+          <w:lang w:val="en-US"/>
         </w:rPr>
       </w:pPr>
       <w:r>
         <w:rPr>
           <w:rFonts w:ascii="Times New Roman" w:eastAsia="Times New Roman" w:hAnsi="Times New Roman" w:cs="Times New Roman"/>
           <w:noProof/>
-        </w:rPr>
-        <w:drawing>
-          <wp:inline distT="114300" distB="114300" distL="114300" distR="114300" wp14:anchorId="7D41BDA8" wp14:editId="5E15CA52">
-            <wp:extent cx="2295525" cy="370804"/>
-            <wp:effectExtent l="0" t="0" r="0" b="0"/>
-            <wp:docPr id="1" name="image1.png"/>
-            <wp:cNvGraphicFramePr/>
-            <a:graphic xmlns:a="http://schemas.openxmlformats.org/drawingml/2006/main">
-              <a:graphicData uri="http://schemas.openxmlformats.org/drawingml/2006/picture">
-                <pic:pic xmlns:pic="http://schemas.openxmlformats.org/drawingml/2006/picture">
-                  <pic:nvPicPr>
-                    <pic:cNvPr id="0" name="image1.png"/>
-                    <pic:cNvPicPr preferRelativeResize="0"/>
-                  </pic:nvPicPr>
-                  <pic:blipFill>
-                    <a:blip r:embed="rId4"/>
-                    <a:srcRect/>
-                    <a:stretch>
-                      <a:fillRect/>
-                    </a:stretch>
-                  </pic:blipFill>
-                  <pic:spPr>
-                    <a:xfrm>
-                      <a:off x="0" y="0"/>
-                      <a:ext cx="2295525" cy="370804"/>
-                    </a:xfrm>
-                    <a:prstGeom prst="rect">
-                      <a:avLst/>
-                    </a:prstGeom>
-                    <a:ln/>
-                  </pic:spPr>
-                </pic:pic>
-              </a:graphicData>
-            </a:graphic>
-          </wp:inline>
-        </w:drawing>
+          <w:lang w:val="en-US"/>
+        </w:rPr>
+        <w:t>{{%%barcode}}</w:t>
       </w:r>
     </w:p>
     <w:p>
       <w:pPr>
-        <w:spacing w:line="312" w:lineRule="auto"/>
-        <w:ind w:left="-425" w:right="-436"/>
+        <w:spacing w:line="240" w:lineRule="auto"/>
+        <w:ind w:left="-425" w:right="-437"/>
         <w:jc w:val="center"/>
         <w:rPr>
           <w:rFonts w:ascii="Times New Roman" w:eastAsia="Times New Roman" w:hAnsi="Times New Roman" w:cs="Times New Roman"/>
@@ -256,13 +230,14 @@
         </w:pBdr>
         <w:tabs>
           <w:tab w:val="left" w:pos="900"/>
-          <w:tab w:val="left" w:pos="5670"/>
+          <w:tab w:val="left" w:pos="4111"/>
           <w:tab w:val="right" w:pos="9000"/>
         </w:tabs>
         <w:spacing w:line="240" w:lineRule="auto"/>
-        <w:ind w:left="-425" w:right="-436"/>
-        <w:rPr>
-          <w:rFonts w:ascii="Times New Roman" w:eastAsia="Times New Roman" w:hAnsi="Times New Roman" w:cs="Times New Roman"/>
+        <w:ind w:left="-425" w:right="-437"/>
+        <w:rPr>
+          <w:rFonts w:ascii="Times New Roman" w:eastAsia="Times New Roman" w:hAnsi="Times New Roman" w:cs="Times New Roman"/>
+          <w:lang w:val="en-US"/>
         </w:rPr>
       </w:pPr>
       <w:r>
@@ -282,7 +257,6 @@
       <w:r>
         <w:rPr>
           <w:rFonts w:ascii="Times New Roman" w:eastAsia="Times New Roman" w:hAnsi="Times New Roman" w:cs="Times New Roman"/>
-          <w:lang w:val="en-US"/>
         </w:rPr>
         <w:tab/>
       </w:r>
@@ -290,15 +264,8 @@
         <w:rPr>
           <w:rFonts w:ascii="Times New Roman" w:eastAsia="Times New Roman" w:hAnsi="Times New Roman" w:cs="Times New Roman"/>
           <w:color w:val="081B3A"/>
-          <w:highlight w:val="white"/>
-        </w:rPr>
-        <w:t>NGUYỄN</w:t>
-      </w:r>
-      <w:r>
-        <w:rPr>
-          <w:rFonts w:ascii="Times New Roman" w:eastAsia="Times New Roman" w:hAnsi="Times New Roman" w:cs="Times New Roman"/>
-        </w:rPr>
-        <w:t xml:space="preserve"> THÀNH DANH</w:t>
+        </w:rPr>
+        <w:t>{{patientName}}</w:t>
       </w:r>
       <w:r>
         <w:rPr>
@@ -336,7 +303,13 @@
         <w:rPr>
           <w:rFonts w:ascii="Times New Roman" w:eastAsia="Times New Roman" w:hAnsi="Times New Roman" w:cs="Times New Roman"/>
         </w:rPr>
-        <w:t xml:space="preserve"> 1997</w:t>
+        <w:t xml:space="preserve"> </w:t>
+      </w:r>
+      <w:r>
+        <w:rPr>
+          <w:rFonts w:ascii="Times New Roman" w:eastAsia="Times New Roman" w:hAnsi="Times New Roman" w:cs="Times New Roman"/>
+        </w:rPr>
+        <w:t>{{dob}}</w:t>
       </w:r>
       <w:r>
         <w:rPr>
@@ -356,7 +329,13 @@
         <w:rPr>
           <w:rFonts w:ascii="Times New Roman" w:eastAsia="Times New Roman" w:hAnsi="Times New Roman" w:cs="Times New Roman"/>
         </w:rPr>
-        <w:t xml:space="preserve"> Nam</w:t>
+        <w:t xml:space="preserve"> </w:t>
+      </w:r>
+      <w:r>
+        <w:rPr>
+          <w:rFonts w:ascii="Times New Roman" w:eastAsia="Times New Roman" w:hAnsi="Times New Roman" w:cs="Times New Roman"/>
+        </w:rPr>
+        <w:t>{{gender}}</w:t>
       </w:r>
     </w:p>
     <w:p>
@@ -376,7 +355,7 @@
           <w:tab w:val="right" w:pos="9000"/>
         </w:tabs>
         <w:spacing w:line="240" w:lineRule="auto"/>
-        <w:ind w:left="-425" w:right="-436"/>
+        <w:ind w:left="-425" w:right="-437"/>
         <w:rPr>
           <w:rFonts w:ascii="Times New Roman" w:eastAsia="Times New Roman" w:hAnsi="Times New Roman" w:cs="Times New Roman"/>
           <w:lang w:val="en-US"/>
@@ -406,50 +385,9 @@
         <w:rPr>
           <w:rFonts w:ascii="Times New Roman" w:eastAsia="Times New Roman" w:hAnsi="Times New Roman" w:cs="Times New Roman"/>
           <w:color w:val="081B3A"/>
-          <w:highlight w:val="white"/>
-        </w:rPr>
-        <w:t>351/</w:t>
-      </w:r>
-      <w:r>
-        <w:rPr>
-          <w:rFonts w:ascii="Times New Roman" w:eastAsia="Times New Roman" w:hAnsi="Times New Roman" w:cs="Times New Roman"/>
-        </w:rPr>
-        <w:t xml:space="preserve">86 </w:t>
-      </w:r>
-      <w:r>
-        <w:rPr>
-          <w:rFonts w:ascii="Times New Roman" w:eastAsia="Times New Roman" w:hAnsi="Times New Roman" w:cs="Times New Roman"/>
-          <w:color w:val="081B3A"/>
-          <w:highlight w:val="white"/>
-        </w:rPr>
-        <w:t>Võ</w:t>
-      </w:r>
-      <w:r>
-        <w:rPr>
-          <w:rFonts w:ascii="Times New Roman" w:eastAsia="Times New Roman" w:hAnsi="Times New Roman" w:cs="Times New Roman"/>
-        </w:rPr>
-        <w:t xml:space="preserve"> Văn Hát, Thủ Đức, Thành phố Hồ Chí Minh</w:t>
-      </w:r>
-      <w:r>
-        <w:rPr>
-          <w:rFonts w:ascii="Times New Roman" w:eastAsia="Times New Roman" w:hAnsi="Times New Roman" w:cs="Times New Roman"/>
           <w:lang w:val="en-US"/>
         </w:rPr>
-        <w:t xml:space="preserve">, </w:t>
-      </w:r>
-      <w:r>
-        <w:rPr>
-          <w:rFonts w:ascii="Times New Roman" w:eastAsia="Times New Roman" w:hAnsi="Times New Roman" w:cs="Times New Roman"/>
-          <w:color w:val="081B3A"/>
-          <w:highlight w:val="white"/>
-        </w:rPr>
-        <w:t>Võ</w:t>
-      </w:r>
-      <w:r>
-        <w:rPr>
-          <w:rFonts w:ascii="Times New Roman" w:eastAsia="Times New Roman" w:hAnsi="Times New Roman" w:cs="Times New Roman"/>
-        </w:rPr>
-        <w:t xml:space="preserve"> Văn Hát, Thủ Đức, Thành phố Hồ Chí Minh</w:t>
+        <w:t>{{address}}</w:t>
       </w:r>
     </w:p>
     <w:p>
@@ -469,9 +407,10 @@
           <w:tab w:val="right" w:pos="9000"/>
         </w:tabs>
         <w:spacing w:line="240" w:lineRule="auto"/>
-        <w:ind w:left="-425" w:right="-436"/>
-        <w:rPr>
-          <w:rFonts w:ascii="Times New Roman" w:eastAsia="Times New Roman" w:hAnsi="Times New Roman" w:cs="Times New Roman"/>
+        <w:ind w:left="-425" w:right="-437"/>
+        <w:rPr>
+          <w:rFonts w:ascii="Times New Roman" w:eastAsia="Times New Roman" w:hAnsi="Times New Roman" w:cs="Times New Roman"/>
+          <w:lang w:val="en-US"/>
         </w:rPr>
       </w:pPr>
       <w:r>
@@ -491,15 +430,15 @@
       <w:r>
         <w:rPr>
           <w:rFonts w:ascii="Times New Roman" w:eastAsia="Times New Roman" w:hAnsi="Times New Roman" w:cs="Times New Roman"/>
+        </w:rPr>
+        <w:tab/>
+      </w:r>
+      <w:r>
+        <w:rPr>
+          <w:rFonts w:ascii="Times New Roman" w:eastAsia="Times New Roman" w:hAnsi="Times New Roman" w:cs="Times New Roman"/>
           <w:lang w:val="en-US"/>
         </w:rPr>
-        <w:tab/>
-      </w:r>
-      <w:r>
-        <w:rPr>
-          <w:rFonts w:ascii="Times New Roman" w:eastAsia="Times New Roman" w:hAnsi="Times New Roman" w:cs="Times New Roman"/>
-        </w:rPr>
-        <w:t>0155155625</w:t>
+        <w:t>{{phone}}</w:t>
       </w:r>
     </w:p>
     <w:p>
@@ -519,7 +458,7 @@
           <w:tab w:val="right" w:pos="9000"/>
         </w:tabs>
         <w:spacing w:line="240" w:lineRule="auto"/>
-        <w:ind w:left="-425" w:right="-436"/>
+        <w:ind w:left="-425" w:right="-437"/>
         <w:rPr>
           <w:rFonts w:ascii="Times New Roman" w:eastAsia="Times New Roman" w:hAnsi="Times New Roman" w:cs="Times New Roman"/>
         </w:rPr>
@@ -576,7 +515,7 @@
           <w:tab w:val="right" w:pos="9000"/>
         </w:tabs>
         <w:spacing w:line="240" w:lineRule="auto"/>
-        <w:ind w:left="-425" w:right="-436"/>
+        <w:ind w:left="-425" w:right="-437"/>
         <w:rPr>
           <w:rFonts w:ascii="Times New Roman" w:eastAsia="Times New Roman" w:hAnsi="Times New Roman" w:cs="Times New Roman"/>
           <w:color w:val="081B3A"/>
@@ -3071,7 +3010,6 @@
           <w:rFonts w:ascii="Times New Roman" w:eastAsia="Times New Roman" w:hAnsi="Times New Roman" w:cs="Times New Roman"/>
           <w:color w:val="081B3A"/>
           <w:highlight w:val="white"/>
-          <w:lang w:val="en-US"/>
         </w:rPr>
       </w:pPr>
     </w:p>
@@ -3092,7 +3030,6 @@
           <w:rFonts w:ascii="Times New Roman" w:eastAsia="Times New Roman" w:hAnsi="Times New Roman" w:cs="Times New Roman"/>
           <w:color w:val="081B3A"/>
           <w:highlight w:val="white"/>
-          <w:lang w:val="en-US"/>
         </w:rPr>
       </w:pPr>
     </w:p>
@@ -3113,7 +3050,6 @@
           <w:rFonts w:ascii="Times New Roman" w:eastAsia="Times New Roman" w:hAnsi="Times New Roman" w:cs="Times New Roman"/>
           <w:color w:val="081B3A"/>
           <w:highlight w:val="white"/>
-          <w:lang w:val="en-US"/>
         </w:rPr>
       </w:pPr>
     </w:p>
@@ -3134,7 +3070,6 @@
           <w:rFonts w:ascii="Times New Roman" w:eastAsia="Times New Roman" w:hAnsi="Times New Roman" w:cs="Times New Roman"/>
           <w:color w:val="081B3A"/>
           <w:highlight w:val="white"/>
-          <w:lang w:val="en-US"/>
         </w:rPr>
       </w:pPr>
     </w:p>

--- a/src/templates/service_request_template.docx
+++ b/src/templates/service_request_template.docx
@@ -714,7 +714,6 @@
           <w:bCs/>
           <w:color w:val="081B3A"/>
           <w:highlight w:val="white"/>
-          <w:lang w:val="en-US"/>
         </w:rPr>
       </w:pPr>
       <w:r>

--- a/src/templates/service_request_template.docx
+++ b/src/templates/service_request_template.docx
@@ -4,6 +4,7 @@
   <w:body>
     <w:p>
       <w:pPr>
+        <w:spacing w:after="120" w:line="240" w:lineRule="auto"/>
         <w:ind w:left="-425" w:right="-436"/>
         <w:rPr>
           <w:rFonts w:ascii="Times New Roman" w:eastAsia="Times New Roman" w:hAnsi="Times New Roman" w:cs="Times New Roman"/>
@@ -20,8 +21,9 @@
           <w:bCs/>
           <w:sz w:val="20"/>
           <w:szCs w:val="20"/>
-        </w:rPr>
-        <w:t>Phòng khám chuyên khoa VIÊM GAN, NHIỄM</w:t>
+          <w:lang w:val="en-US"/>
+        </w:rPr>
+        <w:t>{{clinicName}}</w:t>
       </w:r>
       <w:r>
         <w:rPr>
@@ -106,11 +108,13 @@
     </w:p>
     <w:p>
       <w:pPr>
+        <w:spacing w:after="120" w:line="240" w:lineRule="auto"/>
         <w:ind w:left="-425" w:right="-436"/>
         <w:rPr>
           <w:rFonts w:ascii="Times New Roman" w:eastAsia="Times New Roman" w:hAnsi="Times New Roman" w:cs="Times New Roman"/>
           <w:sz w:val="20"/>
           <w:szCs w:val="20"/>
+          <w:lang w:val="en-US"/>
         </w:rPr>
       </w:pPr>
       <w:r>
@@ -118,17 +122,20 @@
           <w:rFonts w:ascii="Times New Roman" w:eastAsia="Times New Roman" w:hAnsi="Times New Roman" w:cs="Times New Roman"/>
           <w:sz w:val="20"/>
           <w:szCs w:val="20"/>
-        </w:rPr>
-        <w:t>323 Phan Văn Trị, P.2, Q5</w:t>
-      </w:r>
-    </w:p>
-    <w:p>
-      <w:pPr>
+          <w:lang w:val="en-US"/>
+        </w:rPr>
+        <w:t>{{clinicAddress}}</w:t>
+      </w:r>
+    </w:p>
+    <w:p>
+      <w:pPr>
+        <w:spacing w:after="120" w:line="240" w:lineRule="auto"/>
         <w:ind w:left="-425" w:right="-436"/>
         <w:rPr>
           <w:rFonts w:ascii="Times New Roman" w:eastAsia="Times New Roman" w:hAnsi="Times New Roman" w:cs="Times New Roman"/>
           <w:sz w:val="20"/>
           <w:szCs w:val="20"/>
+          <w:lang w:val="en-US"/>
         </w:rPr>
       </w:pPr>
       <w:r>
@@ -137,14 +144,27 @@
           <w:sz w:val="20"/>
           <w:szCs w:val="20"/>
         </w:rPr>
-        <w:t>SĐT: 037.531.4688 - 098.377.3915</w:t>
-      </w:r>
-    </w:p>
-    <w:p>
-      <w:pPr>
+        <w:t xml:space="preserve">SĐT: </w:t>
+      </w:r>
+      <w:r>
+        <w:rPr>
+          <w:rFonts w:ascii="Times New Roman" w:eastAsia="Times New Roman" w:hAnsi="Times New Roman" w:cs="Times New Roman"/>
+          <w:sz w:val="20"/>
+          <w:szCs w:val="20"/>
+          <w:lang w:val="en-US"/>
+        </w:rPr>
+        <w:t>{{clinicPhones}}</w:t>
+      </w:r>
+    </w:p>
+    <w:p>
+      <w:pPr>
+        <w:spacing w:after="120" w:line="240" w:lineRule="auto"/>
         <w:ind w:left="-425" w:right="-436"/>
         <w:rPr>
           <w:rFonts w:ascii="Times New Roman" w:eastAsia="Times New Roman" w:hAnsi="Times New Roman" w:cs="Times New Roman"/>
+          <w:sz w:val="20"/>
+          <w:szCs w:val="20"/>
+          <w:lang w:val="en-US"/>
         </w:rPr>
       </w:pPr>
     </w:p>
@@ -735,6 +755,7 @@
           <w:iCs/>
           <w:color w:val="081B3A"/>
           <w:highlight w:val="white"/>
+          <w:lang w:val="en-US"/>
         </w:rPr>
       </w:pPr>
       <w:r>
@@ -745,7 +766,18 @@
           <w:color w:val="081B3A"/>
           <w:highlight w:val="white"/>
         </w:rPr>
-        <w:t>Lời dặn: Sau khi có kết quả, quý bệnh nhân quay lại phòng khám VIÊM GAN để lấy kết quả và được bác sĩ kê toa thuốc.</w:t>
+        <w:t xml:space="preserve">Lời dặn: </w:t>
+      </w:r>
+      <w:r>
+        <w:rPr>
+          <w:rFonts w:ascii="Times New Roman" w:eastAsia="Times New Roman" w:hAnsi="Times New Roman" w:cs="Times New Roman"/>
+          <w:i/>
+          <w:iCs/>
+          <w:color w:val="081B3A"/>
+          <w:highlight w:val="white"/>
+          <w:lang w:val="en-US"/>
+        </w:rPr>
+        <w:t>{{note}}</w:t>
       </w:r>
     </w:p>
     <w:p>
@@ -939,10 +971,9 @@
           <w:rFonts w:ascii="Times New Roman" w:eastAsia="Times New Roman" w:hAnsi="Times New Roman" w:cs="Times New Roman"/>
           <w:b/>
           <w:bCs/>
-          <w:color w:val="081B3A"/>
-          <w:highlight w:val="white"/>
-        </w:rPr>
-        <w:t>PGS TS BS. Nguyễn Thị Cẩm Hường</w:t>
+          <w:lang w:val="en-US"/>
+        </w:rPr>
+        <w:t>{{doctorName}}</w:t>
       </w:r>
     </w:p>
     <w:sectPr>

--- a/src/templates/service_request_template.docx
+++ b/src/templates/service_request_template.docx
@@ -23,108 +23,111 @@
           <w:szCs w:val="20"/>
           <w:lang w:val="en-US"/>
         </w:rPr>
-        <w:t>{{clinicName}}</w:t>
-      </w:r>
-      <w:r>
-        <w:rPr>
-          <w:rFonts w:ascii="Times New Roman" w:eastAsia="Times New Roman" w:hAnsi="Times New Roman" w:cs="Times New Roman"/>
-          <w:b/>
-          <w:bCs/>
-          <w:sz w:val="20"/>
-          <w:szCs w:val="20"/>
-        </w:rPr>
-        <w:tab/>
-      </w:r>
-      <w:r>
-        <w:rPr>
-          <w:rFonts w:ascii="Times New Roman" w:eastAsia="Times New Roman" w:hAnsi="Times New Roman" w:cs="Times New Roman"/>
-          <w:b/>
-          <w:bCs/>
-          <w:sz w:val="20"/>
-          <w:szCs w:val="20"/>
-        </w:rPr>
-        <w:tab/>
-      </w:r>
-      <w:r>
-        <w:rPr>
-          <w:rFonts w:ascii="Times New Roman" w:eastAsia="Times New Roman" w:hAnsi="Times New Roman" w:cs="Times New Roman"/>
-          <w:b/>
-          <w:bCs/>
-          <w:sz w:val="20"/>
-          <w:szCs w:val="20"/>
-        </w:rPr>
-        <w:tab/>
-      </w:r>
-      <w:r>
-        <w:rPr>
-          <w:rFonts w:ascii="Times New Roman" w:eastAsia="Times New Roman" w:hAnsi="Times New Roman" w:cs="Times New Roman"/>
-          <w:b/>
-          <w:bCs/>
-          <w:sz w:val="20"/>
-          <w:szCs w:val="20"/>
-        </w:rPr>
-        <w:tab/>
-      </w:r>
-      <w:r>
-        <w:rPr>
-          <w:rFonts w:ascii="Times New Roman" w:eastAsia="Times New Roman" w:hAnsi="Times New Roman" w:cs="Times New Roman"/>
-          <w:b/>
-          <w:bCs/>
-          <w:sz w:val="20"/>
-          <w:szCs w:val="20"/>
-        </w:rPr>
-        <w:tab/>
-      </w:r>
-      <w:r>
-        <w:rPr>
-          <w:rFonts w:ascii="Times New Roman" w:eastAsia="Times New Roman" w:hAnsi="Times New Roman" w:cs="Times New Roman"/>
-          <w:b/>
-          <w:bCs/>
-          <w:sz w:val="20"/>
-          <w:szCs w:val="20"/>
-        </w:rPr>
-        <w:tab/>
-      </w:r>
-      <w:r>
-        <w:rPr>
-          <w:rFonts w:ascii="Times New Roman" w:eastAsia="Times New Roman" w:hAnsi="Times New Roman" w:cs="Times New Roman"/>
-          <w:b/>
-          <w:bCs/>
-          <w:sz w:val="20"/>
-          <w:szCs w:val="20"/>
-        </w:rPr>
-        <w:tab/>
-      </w:r>
-      <w:r>
-        <w:rPr>
-          <w:rFonts w:ascii="Times New Roman" w:eastAsia="Times New Roman" w:hAnsi="Times New Roman" w:cs="Times New Roman"/>
-          <w:b/>
-          <w:bCs/>
-          <w:sz w:val="20"/>
-          <w:szCs w:val="20"/>
-        </w:rPr>
-        <w:tab/>
-      </w:r>
-    </w:p>
-    <w:p>
-      <w:pPr>
-        <w:spacing w:after="120" w:line="240" w:lineRule="auto"/>
-        <w:ind w:left="-425" w:right="-436"/>
-        <w:rPr>
-          <w:rFonts w:ascii="Times New Roman" w:eastAsia="Times New Roman" w:hAnsi="Times New Roman" w:cs="Times New Roman"/>
+        <w:t>{{</w:t>
+      </w:r>
+      <w:proofErr w:type="spellStart"/>
+      <w:r>
+        <w:rPr>
+          <w:rFonts w:ascii="Times New Roman" w:eastAsia="Times New Roman" w:hAnsi="Times New Roman" w:cs="Times New Roman"/>
+          <w:b/>
+          <w:bCs/>
           <w:sz w:val="20"/>
           <w:szCs w:val="20"/>
           <w:lang w:val="en-US"/>
         </w:rPr>
-      </w:pPr>
-      <w:r>
-        <w:rPr>
-          <w:rFonts w:ascii="Times New Roman" w:eastAsia="Times New Roman" w:hAnsi="Times New Roman" w:cs="Times New Roman"/>
+        <w:t>clinicName</w:t>
+      </w:r>
+      <w:proofErr w:type="spellEnd"/>
+      <w:r>
+        <w:rPr>
+          <w:rFonts w:ascii="Times New Roman" w:eastAsia="Times New Roman" w:hAnsi="Times New Roman" w:cs="Times New Roman"/>
+          <w:b/>
+          <w:bCs/>
           <w:sz w:val="20"/>
           <w:szCs w:val="20"/>
           <w:lang w:val="en-US"/>
         </w:rPr>
-        <w:t>{{clinicAddress}}</w:t>
+        <w:t>}}</w:t>
+      </w:r>
+      <w:r>
+        <w:rPr>
+          <w:rFonts w:ascii="Times New Roman" w:eastAsia="Times New Roman" w:hAnsi="Times New Roman" w:cs="Times New Roman"/>
+          <w:b/>
+          <w:bCs/>
+          <w:sz w:val="20"/>
+          <w:szCs w:val="20"/>
+        </w:rPr>
+        <w:tab/>
+      </w:r>
+      <w:r>
+        <w:rPr>
+          <w:rFonts w:ascii="Times New Roman" w:eastAsia="Times New Roman" w:hAnsi="Times New Roman" w:cs="Times New Roman"/>
+          <w:b/>
+          <w:bCs/>
+          <w:sz w:val="20"/>
+          <w:szCs w:val="20"/>
+        </w:rPr>
+        <w:tab/>
+      </w:r>
+      <w:r>
+        <w:rPr>
+          <w:rFonts w:ascii="Times New Roman" w:eastAsia="Times New Roman" w:hAnsi="Times New Roman" w:cs="Times New Roman"/>
+          <w:b/>
+          <w:bCs/>
+          <w:sz w:val="20"/>
+          <w:szCs w:val="20"/>
+        </w:rPr>
+        <w:tab/>
+      </w:r>
+      <w:r>
+        <w:rPr>
+          <w:rFonts w:ascii="Times New Roman" w:eastAsia="Times New Roman" w:hAnsi="Times New Roman" w:cs="Times New Roman"/>
+          <w:b/>
+          <w:bCs/>
+          <w:sz w:val="20"/>
+          <w:szCs w:val="20"/>
+        </w:rPr>
+        <w:tab/>
+      </w:r>
+      <w:r>
+        <w:rPr>
+          <w:rFonts w:ascii="Times New Roman" w:eastAsia="Times New Roman" w:hAnsi="Times New Roman" w:cs="Times New Roman"/>
+          <w:b/>
+          <w:bCs/>
+          <w:sz w:val="20"/>
+          <w:szCs w:val="20"/>
+        </w:rPr>
+        <w:tab/>
+      </w:r>
+      <w:r>
+        <w:rPr>
+          <w:rFonts w:ascii="Times New Roman" w:eastAsia="Times New Roman" w:hAnsi="Times New Roman" w:cs="Times New Roman"/>
+          <w:b/>
+          <w:bCs/>
+          <w:sz w:val="20"/>
+          <w:szCs w:val="20"/>
+        </w:rPr>
+        <w:tab/>
+      </w:r>
+      <w:r>
+        <w:rPr>
+          <w:rFonts w:ascii="Times New Roman" w:eastAsia="Times New Roman" w:hAnsi="Times New Roman" w:cs="Times New Roman"/>
+          <w:b/>
+          <w:bCs/>
+          <w:sz w:val="20"/>
+          <w:szCs w:val="20"/>
+        </w:rPr>
+        <w:tab/>
+      </w:r>
+      <w:r>
+        <w:rPr>
+          <w:rFonts w:ascii="Times New Roman" w:eastAsia="Times New Roman" w:hAnsi="Times New Roman" w:cs="Times New Roman"/>
+          <w:b/>
+          <w:bCs/>
+          <w:sz w:val="20"/>
+          <w:szCs w:val="20"/>
+        </w:rPr>
+        <w:tab/>
       </w:r>
     </w:p>
     <w:p>
@@ -143,9 +146,11 @@
           <w:rFonts w:ascii="Times New Roman" w:eastAsia="Times New Roman" w:hAnsi="Times New Roman" w:cs="Times New Roman"/>
           <w:sz w:val="20"/>
           <w:szCs w:val="20"/>
-        </w:rPr>
-        <w:t xml:space="preserve">SĐT: </w:t>
-      </w:r>
+          <w:lang w:val="en-US"/>
+        </w:rPr>
+        <w:t>{{</w:t>
+      </w:r>
+      <w:proofErr w:type="spellStart"/>
       <w:r>
         <w:rPr>
           <w:rFonts w:ascii="Times New Roman" w:eastAsia="Times New Roman" w:hAnsi="Times New Roman" w:cs="Times New Roman"/>
@@ -153,7 +158,75 @@
           <w:szCs w:val="20"/>
           <w:lang w:val="en-US"/>
         </w:rPr>
-        <w:t>{{clinicPhones}}</w:t>
+        <w:t>clinicAddress</w:t>
+      </w:r>
+      <w:proofErr w:type="spellEnd"/>
+      <w:r>
+        <w:rPr>
+          <w:rFonts w:ascii="Times New Roman" w:eastAsia="Times New Roman" w:hAnsi="Times New Roman" w:cs="Times New Roman"/>
+          <w:sz w:val="20"/>
+          <w:szCs w:val="20"/>
+          <w:lang w:val="en-US"/>
+        </w:rPr>
+        <w:t>}}</w:t>
+      </w:r>
+    </w:p>
+    <w:p>
+      <w:pPr>
+        <w:spacing w:after="120" w:line="240" w:lineRule="auto"/>
+        <w:ind w:left="-425" w:right="-436"/>
+        <w:rPr>
+          <w:rFonts w:ascii="Times New Roman" w:eastAsia="Times New Roman" w:hAnsi="Times New Roman" w:cs="Times New Roman"/>
+          <w:sz w:val="20"/>
+          <w:szCs w:val="20"/>
+          <w:lang w:val="en-US"/>
+        </w:rPr>
+      </w:pPr>
+      <w:r>
+        <w:rPr>
+          <w:rFonts w:ascii="Times New Roman" w:eastAsia="Times New Roman" w:hAnsi="Times New Roman" w:cs="Times New Roman"/>
+          <w:sz w:val="20"/>
+          <w:szCs w:val="20"/>
+        </w:rPr>
+        <w:t xml:space="preserve">SĐT: </w:t>
+      </w:r>
+      <w:r>
+        <w:rPr>
+          <w:rFonts w:ascii="Times New Roman" w:eastAsia="Times New Roman" w:hAnsi="Times New Roman" w:cs="Times New Roman"/>
+          <w:sz w:val="20"/>
+          <w:szCs w:val="20"/>
+          <w:lang w:val="en-US"/>
+        </w:rPr>
+        <w:t>{{</w:t>
+      </w:r>
+      <w:proofErr w:type="spellStart"/>
+      <w:r>
+        <w:rPr>
+          <w:rFonts w:ascii="Times New Roman" w:eastAsia="Times New Roman" w:hAnsi="Times New Roman" w:cs="Times New Roman"/>
+          <w:sz w:val="20"/>
+          <w:szCs w:val="20"/>
+          <w:lang w:val="en-US"/>
+        </w:rPr>
+        <w:t>clinicPhone</w:t>
+      </w:r>
+      <w:r>
+        <w:rPr>
+          <w:rFonts w:ascii="Times New Roman" w:eastAsia="Times New Roman" w:hAnsi="Times New Roman" w:cs="Times New Roman"/>
+          <w:sz w:val="20"/>
+          <w:szCs w:val="20"/>
+          <w:lang w:val="en-US"/>
+        </w:rPr>
+        <w:t>sText</w:t>
+      </w:r>
+      <w:proofErr w:type="spellEnd"/>
+      <w:r>
+        <w:rPr>
+          <w:rFonts w:ascii="Times New Roman" w:eastAsia="Times New Roman" w:hAnsi="Times New Roman" w:cs="Times New Roman"/>
+          <w:sz w:val="20"/>
+          <w:szCs w:val="20"/>
+          <w:lang w:val="en-US"/>
+        </w:rPr>
+        <w:t>}}</w:t>
       </w:r>
     </w:p>
     <w:p>
@@ -755,7 +828,6 @@
           <w:iCs/>
           <w:color w:val="081B3A"/>
           <w:highlight w:val="white"/>
-          <w:lang w:val="en-US"/>
         </w:rPr>
       </w:pPr>
       <w:r>
@@ -775,9 +847,48 @@
           <w:iCs/>
           <w:color w:val="081B3A"/>
           <w:highlight w:val="white"/>
-          <w:lang w:val="en-US"/>
-        </w:rPr>
-        <w:t>{{note}}</w:t>
+        </w:rPr>
+        <w:t xml:space="preserve">Sau khi có kết quả, Quý bệnh nhân quay lại </w:t>
+      </w:r>
+      <w:r>
+        <w:rPr>
+          <w:rFonts w:ascii="Times New Roman" w:eastAsia="Times New Roman" w:hAnsi="Times New Roman" w:cs="Times New Roman"/>
+          <w:i/>
+          <w:iCs/>
+          <w:color w:val="081B3A"/>
+          <w:highlight w:val="white"/>
+        </w:rPr>
+        <w:t>{{</w:t>
+      </w:r>
+      <w:r>
+        <w:rPr>
+          <w:rFonts w:ascii="Times New Roman" w:eastAsia="Times New Roman" w:hAnsi="Times New Roman" w:cs="Times New Roman"/>
+          <w:i/>
+          <w:iCs/>
+          <w:color w:val="081B3A"/>
+          <w:highlight w:val="white"/>
+        </w:rPr>
+        <w:t>clinicName</w:t>
+      </w:r>
+      <w:r>
+        <w:rPr>
+          <w:rFonts w:ascii="Times New Roman" w:eastAsia="Times New Roman" w:hAnsi="Times New Roman" w:cs="Times New Roman"/>
+          <w:i/>
+          <w:iCs/>
+          <w:color w:val="081B3A"/>
+          <w:highlight w:val="white"/>
+        </w:rPr>
+        <w:t>}}</w:t>
+      </w:r>
+      <w:r>
+        <w:rPr>
+          <w:rFonts w:ascii="Times New Roman" w:eastAsia="Times New Roman" w:hAnsi="Times New Roman" w:cs="Times New Roman"/>
+          <w:i/>
+          <w:iCs/>
+          <w:color w:val="081B3A"/>
+          <w:highlight w:val="white"/>
+        </w:rPr>
+        <w:t xml:space="preserve"> để lấy kết quả xét nghiệm và được bác sĩ kê toa thuốc.</w:t>
       </w:r>
     </w:p>
     <w:p>
@@ -973,7 +1084,27 @@
           <w:bCs/>
           <w:lang w:val="en-US"/>
         </w:rPr>
-        <w:t>{{doctorName}}</w:t>
+        <w:t>{{</w:t>
+      </w:r>
+      <w:proofErr w:type="spellStart"/>
+      <w:r>
+        <w:rPr>
+          <w:rFonts w:ascii="Times New Roman" w:eastAsia="Times New Roman" w:hAnsi="Times New Roman" w:cs="Times New Roman"/>
+          <w:b/>
+          <w:bCs/>
+          <w:lang w:val="en-US"/>
+        </w:rPr>
+        <w:t>doctorName</w:t>
+      </w:r>
+      <w:proofErr w:type="spellEnd"/>
+      <w:r>
+        <w:rPr>
+          <w:rFonts w:ascii="Times New Roman" w:eastAsia="Times New Roman" w:hAnsi="Times New Roman" w:cs="Times New Roman"/>
+          <w:b/>
+          <w:bCs/>
+          <w:lang w:val="en-US"/>
+        </w:rPr>
+        <w:t>}}</w:t>
       </w:r>
     </w:p>
     <w:sectPr>

--- a/src/templates/service_request_template.docx
+++ b/src/templates/service_request_template.docx
@@ -12,6 +12,7 @@
           <w:bCs/>
           <w:sz w:val="20"/>
           <w:szCs w:val="20"/>
+          <w:lang w:val="en-US"/>
         </w:rPr>
       </w:pPr>
       <w:r>
@@ -48,16 +49,6 @@
           <w:lang w:val="en-US"/>
         </w:rPr>
         <w:t>}}</w:t>
-      </w:r>
-      <w:r>
-        <w:rPr>
-          <w:rFonts w:ascii="Times New Roman" w:eastAsia="Times New Roman" w:hAnsi="Times New Roman" w:cs="Times New Roman"/>
-          <w:b/>
-          <w:bCs/>
-          <w:sz w:val="20"/>
-          <w:szCs w:val="20"/>
-        </w:rPr>
-        <w:tab/>
       </w:r>
       <w:r>
         <w:rPr>
@@ -413,12 +404,27 @@
         </w:rPr>
         <w:t>{{dob}}</w:t>
       </w:r>
-      <w:r>
-        <w:rPr>
-          <w:rFonts w:ascii="Times New Roman" w:eastAsia="Times New Roman" w:hAnsi="Times New Roman" w:cs="Times New Roman"/>
-        </w:rPr>
-        <w:tab/>
-      </w:r>
+    </w:p>
+    <w:p>
+      <w:pPr>
+        <w:pBdr>
+          <w:top w:val="nil"/>
+          <w:left w:val="nil"/>
+          <w:bottom w:val="nil"/>
+          <w:right w:val="nil"/>
+          <w:between w:val="nil"/>
+        </w:pBdr>
+        <w:tabs>
+          <w:tab w:val="left" w:pos="900"/>
+          <w:tab w:val="left" w:pos="4111"/>
+          <w:tab w:val="right" w:pos="9000"/>
+        </w:tabs>
+        <w:spacing w:line="240" w:lineRule="auto"/>
+        <w:ind w:left="-425" w:right="-437"/>
+        <w:rPr>
+          <w:rFonts w:ascii="Times New Roman" w:eastAsia="Times New Roman" w:hAnsi="Times New Roman" w:cs="Times New Roman"/>
+        </w:rPr>
+      </w:pPr>
       <w:r>
         <w:rPr>
           <w:rFonts w:ascii="Times New Roman" w:eastAsia="Times New Roman" w:hAnsi="Times New Roman" w:cs="Times New Roman"/>
@@ -734,6 +740,7 @@
       <w:pPr>
         <w:tabs>
           <w:tab w:val="left" w:pos="567"/>
+          <w:tab w:val="left" w:pos="4820"/>
           <w:tab w:val="left" w:pos="8222"/>
         </w:tabs>
         <w:spacing w:line="240" w:lineRule="auto"/>
@@ -768,6 +775,7 @@
         <w:rPr>
           <w:rFonts w:ascii="Times New Roman" w:eastAsia="Times New Roman" w:hAnsi="Times New Roman" w:cs="Times New Roman"/>
           <w:color w:val="081B3A"/>
+          <w:lang w:val="en-US"/>
         </w:rPr>
         <w:tab/>
       </w:r>
@@ -806,7 +814,7 @@
           <w:b/>
           <w:bCs/>
           <w:color w:val="081B3A"/>
-          <w:highlight w:val="white"/>
+          <w:lang w:val="en-US"/>
         </w:rPr>
       </w:pPr>
       <w:r>
@@ -817,6 +825,251 @@
           <w:color w:val="081B3A"/>
         </w:rPr>
         <w:t>{{/groups}}</w:t>
+      </w:r>
+    </w:p>
+    <w:p>
+      <w:pPr>
+        <w:spacing w:line="240" w:lineRule="auto"/>
+        <w:ind w:left="-425" w:right="-436"/>
+        <w:rPr>
+          <w:rFonts w:ascii="Times New Roman" w:eastAsia="Times New Roman" w:hAnsi="Times New Roman" w:cs="Times New Roman"/>
+          <w:b/>
+          <w:bCs/>
+          <w:color w:val="081B3A"/>
+          <w:lang w:val="en-US"/>
+        </w:rPr>
+      </w:pPr>
+    </w:p>
+    <w:p>
+      <w:pPr>
+        <w:spacing w:line="240" w:lineRule="auto"/>
+        <w:ind w:left="-425" w:right="-436"/>
+        <w:rPr>
+          <w:rFonts w:ascii="Times New Roman" w:eastAsia="Times New Roman" w:hAnsi="Times New Roman" w:cs="Times New Roman"/>
+          <w:color w:val="081B3A"/>
+          <w:lang w:val="en-US"/>
+        </w:rPr>
+      </w:pPr>
+      <w:r>
+        <w:rPr>
+          <w:rFonts w:ascii="Times New Roman" w:eastAsia="Times New Roman" w:hAnsi="Times New Roman" w:cs="Times New Roman"/>
+          <w:color w:val="081B3A"/>
+          <w:lang w:val="en-US"/>
+        </w:rPr>
+        <w:t>{#isForFollowUp}</w:t>
+      </w:r>
+    </w:p>
+    <w:p>
+      <w:pPr>
+        <w:spacing w:line="240" w:lineRule="auto"/>
+        <w:ind w:left="-425" w:right="-436"/>
+        <w:rPr>
+          <w:rFonts w:ascii="Times New Roman" w:eastAsia="Times New Roman" w:hAnsi="Times New Roman" w:cs="Times New Roman"/>
+          <w:b/>
+          <w:bCs/>
+          <w:color w:val="081B3A"/>
+          <w:lang w:val="en-US"/>
+        </w:rPr>
+      </w:pPr>
+      <w:proofErr w:type="spellStart"/>
+      <w:r>
+        <w:rPr>
+          <w:rFonts w:ascii="Times New Roman" w:eastAsia="Times New Roman" w:hAnsi="Times New Roman" w:cs="Times New Roman"/>
+          <w:color w:val="081B3A"/>
+          <w:lang w:val="en-US"/>
+        </w:rPr>
+        <w:t>Dùng</w:t>
+      </w:r>
+      <w:proofErr w:type="spellEnd"/>
+      <w:r>
+        <w:rPr>
+          <w:rFonts w:ascii="Times New Roman" w:eastAsia="Times New Roman" w:hAnsi="Times New Roman" w:cs="Times New Roman"/>
+          <w:color w:val="081B3A"/>
+          <w:lang w:val="en-US"/>
+        </w:rPr>
+        <w:t xml:space="preserve"> </w:t>
+      </w:r>
+      <w:proofErr w:type="spellStart"/>
+      <w:r>
+        <w:rPr>
+          <w:rFonts w:ascii="Times New Roman" w:eastAsia="Times New Roman" w:hAnsi="Times New Roman" w:cs="Times New Roman"/>
+          <w:color w:val="081B3A"/>
+          <w:lang w:val="en-US"/>
+        </w:rPr>
+        <w:t>tái</w:t>
+      </w:r>
+      <w:proofErr w:type="spellEnd"/>
+      <w:r>
+        <w:rPr>
+          <w:rFonts w:ascii="Times New Roman" w:eastAsia="Times New Roman" w:hAnsi="Times New Roman" w:cs="Times New Roman"/>
+          <w:color w:val="081B3A"/>
+          <w:lang w:val="en-US"/>
+        </w:rPr>
+        <w:t xml:space="preserve"> </w:t>
+      </w:r>
+      <w:proofErr w:type="spellStart"/>
+      <w:r>
+        <w:rPr>
+          <w:rFonts w:ascii="Times New Roman" w:eastAsia="Times New Roman" w:hAnsi="Times New Roman" w:cs="Times New Roman"/>
+          <w:color w:val="081B3A"/>
+          <w:lang w:val="en-US"/>
+        </w:rPr>
+        <w:t>khám</w:t>
+      </w:r>
+      <w:proofErr w:type="spellEnd"/>
+      <w:r>
+        <w:rPr>
+          <w:rFonts w:ascii="Times New Roman" w:eastAsia="Times New Roman" w:hAnsi="Times New Roman" w:cs="Times New Roman"/>
+          <w:color w:val="081B3A"/>
+          <w:lang w:val="en-US"/>
+        </w:rPr>
+        <w:t xml:space="preserve"> </w:t>
+      </w:r>
+      <w:proofErr w:type="spellStart"/>
+      <w:r>
+        <w:rPr>
+          <w:rFonts w:ascii="Times New Roman" w:eastAsia="Times New Roman" w:hAnsi="Times New Roman" w:cs="Times New Roman"/>
+          <w:color w:val="081B3A"/>
+          <w:lang w:val="en-US"/>
+        </w:rPr>
+        <w:t>ngày</w:t>
+      </w:r>
+      <w:proofErr w:type="spellEnd"/>
+      <w:r>
+        <w:rPr>
+          <w:rFonts w:ascii="Times New Roman" w:eastAsia="Times New Roman" w:hAnsi="Times New Roman" w:cs="Times New Roman"/>
+          <w:color w:val="081B3A"/>
+          <w:lang w:val="en-US"/>
+        </w:rPr>
+        <w:t xml:space="preserve">: </w:t>
+      </w:r>
+      <w:r>
+        <w:rPr>
+          <w:rFonts w:ascii="Times New Roman" w:eastAsia="Times New Roman" w:hAnsi="Times New Roman" w:cs="Times New Roman"/>
+          <w:b/>
+          <w:bCs/>
+          <w:color w:val="081B3A"/>
+          <w:lang w:val="en-US"/>
+        </w:rPr>
+        <w:t>{{</w:t>
+      </w:r>
+      <w:proofErr w:type="spellStart"/>
+      <w:r>
+        <w:rPr>
+          <w:rFonts w:ascii="Times New Roman" w:eastAsia="Times New Roman" w:hAnsi="Times New Roman" w:cs="Times New Roman"/>
+          <w:b/>
+          <w:bCs/>
+          <w:color w:val="081B3A"/>
+          <w:lang w:val="en-US"/>
+        </w:rPr>
+        <w:t>followUpDate</w:t>
+      </w:r>
+      <w:proofErr w:type="spellEnd"/>
+      <w:r>
+        <w:rPr>
+          <w:rFonts w:ascii="Times New Roman" w:eastAsia="Times New Roman" w:hAnsi="Times New Roman" w:cs="Times New Roman"/>
+          <w:b/>
+          <w:bCs/>
+          <w:color w:val="081B3A"/>
+          <w:lang w:val="en-US"/>
+        </w:rPr>
+        <w:t>}}</w:t>
+      </w:r>
+      <w:r>
+        <w:rPr>
+          <w:rFonts w:ascii="Times New Roman" w:eastAsia="Times New Roman" w:hAnsi="Times New Roman" w:cs="Times New Roman"/>
+          <w:color w:val="081B3A"/>
+          <w:lang w:val="en-US"/>
+        </w:rPr>
+        <w:t xml:space="preserve">, </w:t>
+      </w:r>
+      <w:proofErr w:type="spellStart"/>
+      <w:r>
+        <w:rPr>
+          <w:rFonts w:ascii="Times New Roman" w:eastAsia="Times New Roman" w:hAnsi="Times New Roman" w:cs="Times New Roman"/>
+          <w:color w:val="081B3A"/>
+          <w:lang w:val="en-US"/>
+        </w:rPr>
+        <w:t>buổi</w:t>
+      </w:r>
+      <w:proofErr w:type="spellEnd"/>
+      <w:r>
+        <w:rPr>
+          <w:rFonts w:ascii="Times New Roman" w:eastAsia="Times New Roman" w:hAnsi="Times New Roman" w:cs="Times New Roman"/>
+          <w:color w:val="081B3A"/>
+          <w:lang w:val="en-US"/>
+        </w:rPr>
+        <w:t xml:space="preserve">: </w:t>
+      </w:r>
+      <w:r>
+        <w:rPr>
+          <w:rFonts w:ascii="Times New Roman" w:eastAsia="Times New Roman" w:hAnsi="Times New Roman" w:cs="Times New Roman"/>
+          <w:b/>
+          <w:bCs/>
+          <w:color w:val="081B3A"/>
+          <w:lang w:val="en-US"/>
+        </w:rPr>
+        <w:t>{{</w:t>
+      </w:r>
+      <w:proofErr w:type="spellStart"/>
+      <w:r>
+        <w:rPr>
+          <w:rFonts w:ascii="Times New Roman" w:eastAsia="Times New Roman" w:hAnsi="Times New Roman" w:cs="Times New Roman"/>
+          <w:b/>
+          <w:bCs/>
+          <w:color w:val="081B3A"/>
+          <w:lang w:val="en-US"/>
+        </w:rPr>
+        <w:t>followUpSession</w:t>
+      </w:r>
+      <w:proofErr w:type="spellEnd"/>
+      <w:r>
+        <w:rPr>
+          <w:rFonts w:ascii="Times New Roman" w:eastAsia="Times New Roman" w:hAnsi="Times New Roman" w:cs="Times New Roman"/>
+          <w:b/>
+          <w:bCs/>
+          <w:color w:val="081B3A"/>
+          <w:lang w:val="en-US"/>
+        </w:rPr>
+        <w:t>}}</w:t>
+      </w:r>
+    </w:p>
+    <w:p>
+      <w:pPr>
+        <w:spacing w:line="240" w:lineRule="auto"/>
+        <w:ind w:left="-425" w:right="-436"/>
+        <w:rPr>
+          <w:rFonts w:ascii="Times New Roman" w:eastAsia="Times New Roman" w:hAnsi="Times New Roman" w:cs="Times New Roman"/>
+          <w:color w:val="081B3A"/>
+          <w:highlight w:val="white"/>
+          <w:lang w:val="en-US"/>
+        </w:rPr>
+      </w:pPr>
+      <w:r>
+        <w:rPr>
+          <w:rFonts w:ascii="Times New Roman" w:eastAsia="Times New Roman" w:hAnsi="Times New Roman" w:cs="Times New Roman"/>
+          <w:color w:val="081B3A"/>
+          <w:lang w:val="en-US"/>
+        </w:rPr>
+        <w:t>{/</w:t>
+      </w:r>
+      <w:proofErr w:type="spellStart"/>
+      <w:r>
+        <w:rPr>
+          <w:rFonts w:ascii="Times New Roman" w:eastAsia="Times New Roman" w:hAnsi="Times New Roman" w:cs="Times New Roman"/>
+          <w:color w:val="081B3A"/>
+          <w:lang w:val="en-US"/>
+        </w:rPr>
+        <w:t>isForFollowUp</w:t>
+      </w:r>
+      <w:proofErr w:type="spellEnd"/>
+      <w:r>
+        <w:rPr>
+          <w:rFonts w:ascii="Times New Roman" w:eastAsia="Times New Roman" w:hAnsi="Times New Roman" w:cs="Times New Roman"/>
+          <w:color w:val="081B3A"/>
+          <w:lang w:val="en-US"/>
+        </w:rPr>
+        <w:t>}</w:t>
       </w:r>
     </w:p>
     <w:p>
@@ -828,6 +1081,7 @@
           <w:iCs/>
           <w:color w:val="081B3A"/>
           <w:highlight w:val="white"/>
+          <w:lang w:val="en-US"/>
         </w:rPr>
       </w:pPr>
       <w:r>
@@ -900,28 +1154,32 @@
           <w:iCs/>
           <w:color w:val="081B3A"/>
           <w:highlight w:val="white"/>
-        </w:rPr>
-      </w:pPr>
-    </w:p>
-    <w:p>
-      <w:pPr>
+          <w:lang w:val="en-US"/>
+        </w:rPr>
+      </w:pPr>
+    </w:p>
+    <w:p>
+      <w:pPr>
+        <w:keepNext/>
+        <w:keepLines/>
         <w:tabs>
+          <w:tab w:val="left" w:pos="4253"/>
           <w:tab w:val="center" w:pos="7230"/>
         </w:tabs>
-        <w:ind w:left="-425" w:right="-436"/>
-        <w:rPr>
-          <w:rFonts w:ascii="Times New Roman" w:eastAsia="Times New Roman" w:hAnsi="Times New Roman" w:cs="Times New Roman"/>
-          <w:b/>
-          <w:bCs/>
-          <w:color w:val="081B3A"/>
-          <w:highlight w:val="white"/>
-        </w:rPr>
-      </w:pPr>
-      <w:r>
-        <w:rPr>
-          <w:rFonts w:ascii="Times New Roman" w:eastAsia="Times New Roman" w:hAnsi="Times New Roman" w:cs="Times New Roman"/>
-          <w:color w:val="081B3A"/>
-          <w:highlight w:val="white"/>
+        <w:ind w:left="-425" w:right="-437"/>
+        <w:rPr>
+          <w:rFonts w:ascii="Times New Roman" w:eastAsia="Times New Roman" w:hAnsi="Times New Roman" w:cs="Times New Roman"/>
+          <w:color w:val="081B3A"/>
+          <w:highlight w:val="white"/>
+          <w:lang w:val="en-US"/>
+        </w:rPr>
+      </w:pPr>
+      <w:r>
+        <w:rPr>
+          <w:rFonts w:ascii="Times New Roman" w:eastAsia="Times New Roman" w:hAnsi="Times New Roman" w:cs="Times New Roman"/>
+          <w:color w:val="081B3A"/>
+          <w:highlight w:val="white"/>
+          <w:lang w:val="en-US"/>
         </w:rPr>
         <w:tab/>
       </w:r>
@@ -933,33 +1191,36 @@
         </w:rPr>
         <w:t>{{date}}</w:t>
       </w:r>
-      <w:r>
-        <w:rPr>
-          <w:rFonts w:ascii="Times New Roman" w:eastAsia="Times New Roman" w:hAnsi="Times New Roman" w:cs="Times New Roman"/>
-          <w:color w:val="081B3A"/>
-          <w:highlight w:val="white"/>
+    </w:p>
+    <w:p>
+      <w:pPr>
+        <w:keepNext/>
+        <w:keepLines/>
+        <w:tabs>
+          <w:tab w:val="left" w:pos="4395"/>
+          <w:tab w:val="center" w:pos="7230"/>
+        </w:tabs>
+        <w:ind w:left="-425" w:right="-437"/>
+        <w:rPr>
+          <w:rFonts w:ascii="Times New Roman" w:eastAsia="Times New Roman" w:hAnsi="Times New Roman" w:cs="Times New Roman"/>
+          <w:b/>
+          <w:bCs/>
+          <w:color w:val="081B3A"/>
+          <w:highlight w:val="white"/>
+        </w:rPr>
+      </w:pPr>
+      <w:r>
+        <w:rPr>
+          <w:rFonts w:ascii="Times New Roman" w:eastAsia="Times New Roman" w:hAnsi="Times New Roman" w:cs="Times New Roman"/>
+          <w:color w:val="081B3A"/>
+          <w:highlight w:val="white"/>
+          <w:lang w:val="en-US"/>
         </w:rPr>
         <w:tab/>
       </w:r>
       <w:r>
         <w:rPr>
           <w:rFonts w:ascii="Times New Roman" w:eastAsia="Times New Roman" w:hAnsi="Times New Roman" w:cs="Times New Roman"/>
-          <w:color w:val="081B3A"/>
-          <w:highlight w:val="white"/>
-        </w:rPr>
-        <w:tab/>
-      </w:r>
-      <w:r>
-        <w:rPr>
-          <w:rFonts w:ascii="Times New Roman" w:eastAsia="Times New Roman" w:hAnsi="Times New Roman" w:cs="Times New Roman"/>
-          <w:color w:val="081B3A"/>
-          <w:highlight w:val="white"/>
-        </w:rPr>
-        <w:tab/>
-      </w:r>
-      <w:r>
-        <w:rPr>
-          <w:rFonts w:ascii="Times New Roman" w:eastAsia="Times New Roman" w:hAnsi="Times New Roman" w:cs="Times New Roman"/>
           <w:b/>
           <w:bCs/>
           <w:color w:val="081B3A"/>
@@ -970,6 +1231,8 @@
     </w:p>
     <w:p>
       <w:pPr>
+        <w:keepNext/>
+        <w:keepLines/>
         <w:pBdr>
           <w:top w:val="nil"/>
           <w:left w:val="nil"/>
@@ -980,16 +1243,18 @@
         <w:tabs>
           <w:tab w:val="center" w:pos="7230"/>
         </w:tabs>
-        <w:ind w:left="-425" w:right="-436"/>
-        <w:rPr>
-          <w:rFonts w:ascii="Times New Roman" w:eastAsia="Times New Roman" w:hAnsi="Times New Roman" w:cs="Times New Roman"/>
-          <w:color w:val="081B3A"/>
-          <w:highlight w:val="white"/>
-        </w:rPr>
-      </w:pPr>
-    </w:p>
-    <w:p>
-      <w:pPr>
+        <w:ind w:left="-425" w:right="-437"/>
+        <w:rPr>
+          <w:rFonts w:ascii="Times New Roman" w:eastAsia="Times New Roman" w:hAnsi="Times New Roman" w:cs="Times New Roman"/>
+          <w:color w:val="081B3A"/>
+          <w:highlight w:val="white"/>
+        </w:rPr>
+      </w:pPr>
+    </w:p>
+    <w:p>
+      <w:pPr>
+        <w:keepNext/>
+        <w:keepLines/>
         <w:pBdr>
           <w:top w:val="nil"/>
           <w:left w:val="nil"/>
@@ -1000,16 +1265,18 @@
         <w:tabs>
           <w:tab w:val="center" w:pos="7230"/>
         </w:tabs>
-        <w:ind w:left="-425" w:right="-436"/>
-        <w:rPr>
-          <w:rFonts w:ascii="Times New Roman" w:eastAsia="Times New Roman" w:hAnsi="Times New Roman" w:cs="Times New Roman"/>
-          <w:color w:val="081B3A"/>
-          <w:highlight w:val="white"/>
-        </w:rPr>
-      </w:pPr>
-    </w:p>
-    <w:p>
-      <w:pPr>
+        <w:ind w:left="-425" w:right="-437"/>
+        <w:rPr>
+          <w:rFonts w:ascii="Times New Roman" w:eastAsia="Times New Roman" w:hAnsi="Times New Roman" w:cs="Times New Roman"/>
+          <w:color w:val="081B3A"/>
+          <w:highlight w:val="white"/>
+        </w:rPr>
+      </w:pPr>
+    </w:p>
+    <w:p>
+      <w:pPr>
+        <w:keepNext/>
+        <w:keepLines/>
         <w:pBdr>
           <w:top w:val="nil"/>
           <w:left w:val="nil"/>
@@ -1020,16 +1287,18 @@
         <w:tabs>
           <w:tab w:val="center" w:pos="7230"/>
         </w:tabs>
-        <w:ind w:left="-425" w:right="-436"/>
-        <w:rPr>
-          <w:rFonts w:ascii="Times New Roman" w:eastAsia="Times New Roman" w:hAnsi="Times New Roman" w:cs="Times New Roman"/>
-          <w:color w:val="081B3A"/>
-          <w:highlight w:val="white"/>
-        </w:rPr>
-      </w:pPr>
-    </w:p>
-    <w:p>
-      <w:pPr>
+        <w:ind w:left="-425" w:right="-437"/>
+        <w:rPr>
+          <w:rFonts w:ascii="Times New Roman" w:eastAsia="Times New Roman" w:hAnsi="Times New Roman" w:cs="Times New Roman"/>
+          <w:color w:val="081B3A"/>
+          <w:highlight w:val="white"/>
+        </w:rPr>
+      </w:pPr>
+    </w:p>
+    <w:p>
+      <w:pPr>
+        <w:keepNext/>
+        <w:keepLines/>
         <w:pBdr>
           <w:top w:val="nil"/>
           <w:left w:val="nil"/>
@@ -1040,16 +1309,18 @@
         <w:tabs>
           <w:tab w:val="center" w:pos="7230"/>
         </w:tabs>
-        <w:ind w:left="-425" w:right="-436"/>
-        <w:rPr>
-          <w:rFonts w:ascii="Times New Roman" w:eastAsia="Times New Roman" w:hAnsi="Times New Roman" w:cs="Times New Roman"/>
-          <w:color w:val="081B3A"/>
-          <w:highlight w:val="white"/>
-        </w:rPr>
-      </w:pPr>
-    </w:p>
-    <w:p>
-      <w:pPr>
+        <w:ind w:left="-425" w:right="-437"/>
+        <w:rPr>
+          <w:rFonts w:ascii="Times New Roman" w:eastAsia="Times New Roman" w:hAnsi="Times New Roman" w:cs="Times New Roman"/>
+          <w:color w:val="081B3A"/>
+          <w:highlight w:val="white"/>
+        </w:rPr>
+      </w:pPr>
+    </w:p>
+    <w:p>
+      <w:pPr>
+        <w:keepNext/>
+        <w:keepLines/>
         <w:pBdr>
           <w:top w:val="nil"/>
           <w:left w:val="nil"/>
@@ -1058,22 +1329,24 @@
           <w:between w:val="nil"/>
         </w:pBdr>
         <w:tabs>
+          <w:tab w:val="left" w:pos="3828"/>
           <w:tab w:val="center" w:pos="7230"/>
         </w:tabs>
-        <w:ind w:left="-850" w:right="-436"/>
-        <w:rPr>
-          <w:rFonts w:ascii="Times New Roman" w:eastAsia="Times New Roman" w:hAnsi="Times New Roman" w:cs="Times New Roman"/>
-          <w:b/>
-          <w:bCs/>
-          <w:color w:val="081B3A"/>
-          <w:highlight w:val="white"/>
-        </w:rPr>
-      </w:pPr>
-      <w:r>
-        <w:rPr>
-          <w:rFonts w:ascii="Times New Roman" w:eastAsia="Times New Roman" w:hAnsi="Times New Roman" w:cs="Times New Roman"/>
-          <w:color w:val="081B3A"/>
-          <w:highlight w:val="white"/>
+        <w:ind w:left="-850" w:right="-437"/>
+        <w:rPr>
+          <w:rFonts w:ascii="Times New Roman" w:eastAsia="Times New Roman" w:hAnsi="Times New Roman" w:cs="Times New Roman"/>
+          <w:b/>
+          <w:bCs/>
+          <w:color w:val="081B3A"/>
+          <w:highlight w:val="white"/>
+        </w:rPr>
+      </w:pPr>
+      <w:r>
+        <w:rPr>
+          <w:rFonts w:ascii="Times New Roman" w:eastAsia="Times New Roman" w:hAnsi="Times New Roman" w:cs="Times New Roman"/>
+          <w:b/>
+          <w:bCs/>
+          <w:lang w:val="en-US"/>
         </w:rPr>
         <w:tab/>
       </w:r>
@@ -1108,10 +1381,11 @@
       </w:r>
     </w:p>
     <w:sectPr>
-      <w:pgSz w:w="11909" w:h="16834"/>
+      <w:pgSz w:w="8391" w:h="11906" w:code="11"/>
       <w:pgMar w:top="425" w:right="1440" w:bottom="540" w:left="1417" w:header="720" w:footer="720" w:gutter="0"/>
       <w:pgNumType w:start="1"/>
       <w:cols w:space="720"/>
+      <w:docGrid w:linePitch="299"/>
     </w:sectPr>
   </w:body>
 </w:document>

--- a/src/templates/service_request_template.docx
+++ b/src/templates/service_request_template.docx
@@ -4,231 +4,220 @@
   <w:body>
     <w:p>
       <w:pPr>
+        <w:widowControl w:val="0"/>
+        <w:spacing w:line="240" w:lineRule="auto"/>
+        <w:ind w:left="-425" w:right="-425"/>
+        <w:rPr>
+          <w:rFonts w:ascii="Times New Roman" w:eastAsia="Times New Roman" w:hAnsi="Times New Roman" w:cs="Times New Roman"/>
+          <w:b/>
+          <w:bCs/>
+          <w:sz w:val="18"/>
+          <w:szCs w:val="18"/>
+          <w:lang w:val="en-US"/>
+        </w:rPr>
+      </w:pPr>
+      <w:r>
+        <w:rPr>
+          <w:rFonts w:ascii="Times New Roman" w:eastAsia="Times New Roman" w:hAnsi="Times New Roman" w:cs="Times New Roman"/>
+          <w:b/>
+          <w:bCs/>
+          <w:sz w:val="18"/>
+          <w:szCs w:val="18"/>
+          <w:lang w:val="en-US"/>
+        </w:rPr>
+        <w:t>{{</w:t>
+      </w:r>
+      <w:proofErr w:type="spellStart"/>
+      <w:r>
+        <w:rPr>
+          <w:rFonts w:ascii="Times New Roman" w:eastAsia="Times New Roman" w:hAnsi="Times New Roman" w:cs="Times New Roman"/>
+          <w:b/>
+          <w:bCs/>
+          <w:sz w:val="18"/>
+          <w:szCs w:val="18"/>
+          <w:lang w:val="en-US"/>
+        </w:rPr>
+        <w:t>clinicName</w:t>
+      </w:r>
+      <w:proofErr w:type="spellEnd"/>
+      <w:r>
+        <w:rPr>
+          <w:rFonts w:ascii="Times New Roman" w:eastAsia="Times New Roman" w:hAnsi="Times New Roman" w:cs="Times New Roman"/>
+          <w:b/>
+          <w:bCs/>
+          <w:sz w:val="18"/>
+          <w:szCs w:val="18"/>
+          <w:lang w:val="en-US"/>
+        </w:rPr>
+        <w:t>}}</w:t>
+      </w:r>
+      <w:r>
+        <w:rPr>
+          <w:rFonts w:ascii="Times New Roman" w:eastAsia="Times New Roman" w:hAnsi="Times New Roman" w:cs="Times New Roman"/>
+          <w:b/>
+          <w:bCs/>
+          <w:sz w:val="18"/>
+          <w:szCs w:val="18"/>
+        </w:rPr>
+        <w:tab/>
+      </w:r>
+      <w:r>
+        <w:rPr>
+          <w:rFonts w:ascii="Times New Roman" w:eastAsia="Times New Roman" w:hAnsi="Times New Roman" w:cs="Times New Roman"/>
+          <w:b/>
+          <w:bCs/>
+          <w:sz w:val="18"/>
+          <w:szCs w:val="18"/>
+        </w:rPr>
+        <w:tab/>
+      </w:r>
+      <w:r>
+        <w:rPr>
+          <w:rFonts w:ascii="Times New Roman" w:eastAsia="Times New Roman" w:hAnsi="Times New Roman" w:cs="Times New Roman"/>
+          <w:b/>
+          <w:bCs/>
+          <w:sz w:val="18"/>
+          <w:szCs w:val="18"/>
+        </w:rPr>
+        <w:tab/>
+      </w:r>
+      <w:r>
+        <w:rPr>
+          <w:rFonts w:ascii="Times New Roman" w:eastAsia="Times New Roman" w:hAnsi="Times New Roman" w:cs="Times New Roman"/>
+          <w:b/>
+          <w:bCs/>
+          <w:sz w:val="18"/>
+          <w:szCs w:val="18"/>
+        </w:rPr>
+        <w:tab/>
+      </w:r>
+      <w:r>
+        <w:rPr>
+          <w:rFonts w:ascii="Times New Roman" w:eastAsia="Times New Roman" w:hAnsi="Times New Roman" w:cs="Times New Roman"/>
+          <w:b/>
+          <w:bCs/>
+          <w:sz w:val="18"/>
+          <w:szCs w:val="18"/>
+        </w:rPr>
+        <w:tab/>
+      </w:r>
+      <w:r>
+        <w:rPr>
+          <w:rFonts w:ascii="Times New Roman" w:eastAsia="Times New Roman" w:hAnsi="Times New Roman" w:cs="Times New Roman"/>
+          <w:b/>
+          <w:bCs/>
+          <w:sz w:val="18"/>
+          <w:szCs w:val="18"/>
+        </w:rPr>
+        <w:tab/>
+      </w:r>
+      <w:r>
+        <w:rPr>
+          <w:rFonts w:ascii="Times New Roman" w:eastAsia="Times New Roman" w:hAnsi="Times New Roman" w:cs="Times New Roman"/>
+          <w:b/>
+          <w:bCs/>
+          <w:sz w:val="18"/>
+          <w:szCs w:val="18"/>
+          <w:lang w:val="en-US"/>
+        </w:rPr>
+        <w:br/>
+      </w:r>
+      <w:r>
+        <w:rPr>
+          <w:rFonts w:ascii="Times New Roman" w:eastAsia="Times New Roman" w:hAnsi="Times New Roman" w:cs="Times New Roman"/>
+          <w:sz w:val="18"/>
+          <w:szCs w:val="18"/>
+          <w:lang w:val="en-US"/>
+        </w:rPr>
+        <w:t>{{</w:t>
+      </w:r>
+      <w:proofErr w:type="spellStart"/>
+      <w:r>
+        <w:rPr>
+          <w:rFonts w:ascii="Times New Roman" w:eastAsia="Times New Roman" w:hAnsi="Times New Roman" w:cs="Times New Roman"/>
+          <w:sz w:val="18"/>
+          <w:szCs w:val="18"/>
+          <w:lang w:val="en-US"/>
+        </w:rPr>
+        <w:t>clinicAddress</w:t>
+      </w:r>
+      <w:proofErr w:type="spellEnd"/>
+      <w:r>
+        <w:rPr>
+          <w:rFonts w:ascii="Times New Roman" w:eastAsia="Times New Roman" w:hAnsi="Times New Roman" w:cs="Times New Roman"/>
+          <w:sz w:val="18"/>
+          <w:szCs w:val="18"/>
+          <w:lang w:val="en-US"/>
+        </w:rPr>
+        <w:t>}}</w:t>
+      </w:r>
+      <w:r>
+        <w:rPr>
+          <w:rFonts w:ascii="Times New Roman" w:eastAsia="Times New Roman" w:hAnsi="Times New Roman" w:cs="Times New Roman"/>
+          <w:b/>
+          <w:bCs/>
+          <w:sz w:val="18"/>
+          <w:szCs w:val="18"/>
+          <w:lang w:val="en-US"/>
+        </w:rPr>
+        <w:br/>
+      </w:r>
+      <w:r>
+        <w:rPr>
+          <w:rFonts w:ascii="Times New Roman" w:eastAsia="Times New Roman" w:hAnsi="Times New Roman" w:cs="Times New Roman"/>
+          <w:sz w:val="18"/>
+          <w:szCs w:val="18"/>
+        </w:rPr>
+        <w:t xml:space="preserve">SĐT: </w:t>
+      </w:r>
+      <w:r>
+        <w:rPr>
+          <w:rFonts w:ascii="Times New Roman" w:eastAsia="Times New Roman" w:hAnsi="Times New Roman" w:cs="Times New Roman"/>
+          <w:sz w:val="18"/>
+          <w:szCs w:val="18"/>
+          <w:lang w:val="en-US"/>
+        </w:rPr>
+        <w:t>{{</w:t>
+      </w:r>
+      <w:proofErr w:type="spellStart"/>
+      <w:r>
+        <w:rPr>
+          <w:rFonts w:ascii="Times New Roman" w:eastAsia="Times New Roman" w:hAnsi="Times New Roman" w:cs="Times New Roman"/>
+          <w:sz w:val="18"/>
+          <w:szCs w:val="18"/>
+          <w:lang w:val="en-US"/>
+        </w:rPr>
+        <w:t>clinicPhone</w:t>
+      </w:r>
+      <w:r>
+        <w:rPr>
+          <w:rFonts w:ascii="Times New Roman" w:eastAsia="Times New Roman" w:hAnsi="Times New Roman" w:cs="Times New Roman"/>
+          <w:sz w:val="18"/>
+          <w:szCs w:val="18"/>
+          <w:lang w:val="en-US"/>
+        </w:rPr>
+        <w:t>sText</w:t>
+      </w:r>
+      <w:proofErr w:type="spellEnd"/>
+      <w:r>
+        <w:rPr>
+          <w:rFonts w:ascii="Times New Roman" w:eastAsia="Times New Roman" w:hAnsi="Times New Roman" w:cs="Times New Roman"/>
+          <w:sz w:val="18"/>
+          <w:szCs w:val="18"/>
+          <w:lang w:val="en-US"/>
+        </w:rPr>
+        <w:t>}}</w:t>
+      </w:r>
+    </w:p>
+    <w:p>
+      <w:pPr>
         <w:spacing w:after="120" w:line="240" w:lineRule="auto"/>
-        <w:ind w:left="-425" w:right="-436"/>
-        <w:rPr>
-          <w:rFonts w:ascii="Times New Roman" w:eastAsia="Times New Roman" w:hAnsi="Times New Roman" w:cs="Times New Roman"/>
-          <w:b/>
-          <w:bCs/>
+        <w:ind w:right="-436"/>
+        <w:rPr>
+          <w:rFonts w:ascii="Times New Roman" w:hAnsi="Times New Roman" w:cs="Times New Roman" w:hint="eastAsia"/>
           <w:sz w:val="20"/>
           <w:szCs w:val="20"/>
-          <w:lang w:val="en-US"/>
-        </w:rPr>
-      </w:pPr>
-      <w:r>
-        <w:rPr>
-          <w:rFonts w:ascii="Times New Roman" w:eastAsia="Times New Roman" w:hAnsi="Times New Roman" w:cs="Times New Roman"/>
-          <w:b/>
-          <w:bCs/>
-          <w:sz w:val="20"/>
-          <w:szCs w:val="20"/>
-          <w:lang w:val="en-US"/>
-        </w:rPr>
-        <w:t>{{</w:t>
-      </w:r>
-      <w:proofErr w:type="spellStart"/>
-      <w:r>
-        <w:rPr>
-          <w:rFonts w:ascii="Times New Roman" w:eastAsia="Times New Roman" w:hAnsi="Times New Roman" w:cs="Times New Roman"/>
-          <w:b/>
-          <w:bCs/>
-          <w:sz w:val="20"/>
-          <w:szCs w:val="20"/>
-          <w:lang w:val="en-US"/>
-        </w:rPr>
-        <w:t>clinicName</w:t>
-      </w:r>
-      <w:proofErr w:type="spellEnd"/>
-      <w:r>
-        <w:rPr>
-          <w:rFonts w:ascii="Times New Roman" w:eastAsia="Times New Roman" w:hAnsi="Times New Roman" w:cs="Times New Roman"/>
-          <w:b/>
-          <w:bCs/>
-          <w:sz w:val="20"/>
-          <w:szCs w:val="20"/>
-          <w:lang w:val="en-US"/>
-        </w:rPr>
-        <w:t>}}</w:t>
-      </w:r>
-      <w:r>
-        <w:rPr>
-          <w:rFonts w:ascii="Times New Roman" w:eastAsia="Times New Roman" w:hAnsi="Times New Roman" w:cs="Times New Roman"/>
-          <w:b/>
-          <w:bCs/>
-          <w:sz w:val="20"/>
-          <w:szCs w:val="20"/>
-        </w:rPr>
-        <w:tab/>
-      </w:r>
-      <w:r>
-        <w:rPr>
-          <w:rFonts w:ascii="Times New Roman" w:eastAsia="Times New Roman" w:hAnsi="Times New Roman" w:cs="Times New Roman"/>
-          <w:b/>
-          <w:bCs/>
-          <w:sz w:val="20"/>
-          <w:szCs w:val="20"/>
-        </w:rPr>
-        <w:tab/>
-      </w:r>
-      <w:r>
-        <w:rPr>
-          <w:rFonts w:ascii="Times New Roman" w:eastAsia="Times New Roman" w:hAnsi="Times New Roman" w:cs="Times New Roman"/>
-          <w:b/>
-          <w:bCs/>
-          <w:sz w:val="20"/>
-          <w:szCs w:val="20"/>
-        </w:rPr>
-        <w:tab/>
-      </w:r>
-      <w:r>
-        <w:rPr>
-          <w:rFonts w:ascii="Times New Roman" w:eastAsia="Times New Roman" w:hAnsi="Times New Roman" w:cs="Times New Roman"/>
-          <w:b/>
-          <w:bCs/>
-          <w:sz w:val="20"/>
-          <w:szCs w:val="20"/>
-        </w:rPr>
-        <w:tab/>
-      </w:r>
-      <w:r>
-        <w:rPr>
-          <w:rFonts w:ascii="Times New Roman" w:eastAsia="Times New Roman" w:hAnsi="Times New Roman" w:cs="Times New Roman"/>
-          <w:b/>
-          <w:bCs/>
-          <w:sz w:val="20"/>
-          <w:szCs w:val="20"/>
-        </w:rPr>
-        <w:tab/>
-      </w:r>
-      <w:r>
-        <w:rPr>
-          <w:rFonts w:ascii="Times New Roman" w:eastAsia="Times New Roman" w:hAnsi="Times New Roman" w:cs="Times New Roman"/>
-          <w:b/>
-          <w:bCs/>
-          <w:sz w:val="20"/>
-          <w:szCs w:val="20"/>
-        </w:rPr>
-        <w:tab/>
-      </w:r>
-      <w:r>
-        <w:rPr>
-          <w:rFonts w:ascii="Times New Roman" w:eastAsia="Times New Roman" w:hAnsi="Times New Roman" w:cs="Times New Roman"/>
-          <w:b/>
-          <w:bCs/>
-          <w:sz w:val="20"/>
-          <w:szCs w:val="20"/>
-        </w:rPr>
-        <w:tab/>
-      </w:r>
-    </w:p>
-    <w:p>
-      <w:pPr>
-        <w:spacing w:after="120" w:line="240" w:lineRule="auto"/>
-        <w:ind w:left="-425" w:right="-436"/>
-        <w:rPr>
-          <w:rFonts w:ascii="Times New Roman" w:eastAsia="Times New Roman" w:hAnsi="Times New Roman" w:cs="Times New Roman"/>
-          <w:sz w:val="20"/>
-          <w:szCs w:val="20"/>
-          <w:lang w:val="en-US"/>
-        </w:rPr>
-      </w:pPr>
-      <w:r>
-        <w:rPr>
-          <w:rFonts w:ascii="Times New Roman" w:eastAsia="Times New Roman" w:hAnsi="Times New Roman" w:cs="Times New Roman"/>
-          <w:sz w:val="20"/>
-          <w:szCs w:val="20"/>
-          <w:lang w:val="en-US"/>
-        </w:rPr>
-        <w:t>{{</w:t>
-      </w:r>
-      <w:proofErr w:type="spellStart"/>
-      <w:r>
-        <w:rPr>
-          <w:rFonts w:ascii="Times New Roman" w:eastAsia="Times New Roman" w:hAnsi="Times New Roman" w:cs="Times New Roman"/>
-          <w:sz w:val="20"/>
-          <w:szCs w:val="20"/>
-          <w:lang w:val="en-US"/>
-        </w:rPr>
-        <w:t>clinicAddress</w:t>
-      </w:r>
-      <w:proofErr w:type="spellEnd"/>
-      <w:r>
-        <w:rPr>
-          <w:rFonts w:ascii="Times New Roman" w:eastAsia="Times New Roman" w:hAnsi="Times New Roman" w:cs="Times New Roman"/>
-          <w:sz w:val="20"/>
-          <w:szCs w:val="20"/>
-          <w:lang w:val="en-US"/>
-        </w:rPr>
-        <w:t>}}</w:t>
-      </w:r>
-    </w:p>
-    <w:p>
-      <w:pPr>
-        <w:spacing w:after="120" w:line="240" w:lineRule="auto"/>
-        <w:ind w:left="-425" w:right="-436"/>
-        <w:rPr>
-          <w:rFonts w:ascii="Times New Roman" w:eastAsia="Times New Roman" w:hAnsi="Times New Roman" w:cs="Times New Roman"/>
-          <w:sz w:val="20"/>
-          <w:szCs w:val="20"/>
-          <w:lang w:val="en-US"/>
-        </w:rPr>
-      </w:pPr>
-      <w:r>
-        <w:rPr>
-          <w:rFonts w:ascii="Times New Roman" w:eastAsia="Times New Roman" w:hAnsi="Times New Roman" w:cs="Times New Roman"/>
-          <w:sz w:val="20"/>
-          <w:szCs w:val="20"/>
-        </w:rPr>
-        <w:t xml:space="preserve">SĐT: </w:t>
-      </w:r>
-      <w:r>
-        <w:rPr>
-          <w:rFonts w:ascii="Times New Roman" w:eastAsia="Times New Roman" w:hAnsi="Times New Roman" w:cs="Times New Roman"/>
-          <w:sz w:val="20"/>
-          <w:szCs w:val="20"/>
-          <w:lang w:val="en-US"/>
-        </w:rPr>
-        <w:t>{{</w:t>
-      </w:r>
-      <w:proofErr w:type="spellStart"/>
-      <w:r>
-        <w:rPr>
-          <w:rFonts w:ascii="Times New Roman" w:eastAsia="Times New Roman" w:hAnsi="Times New Roman" w:cs="Times New Roman"/>
-          <w:sz w:val="20"/>
-          <w:szCs w:val="20"/>
-          <w:lang w:val="en-US"/>
-        </w:rPr>
-        <w:t>clinicPhone</w:t>
-      </w:r>
-      <w:r>
-        <w:rPr>
-          <w:rFonts w:ascii="Times New Roman" w:eastAsia="Times New Roman" w:hAnsi="Times New Roman" w:cs="Times New Roman"/>
-          <w:sz w:val="20"/>
-          <w:szCs w:val="20"/>
-          <w:lang w:val="en-US"/>
-        </w:rPr>
-        <w:t>sText</w:t>
-      </w:r>
-      <w:proofErr w:type="spellEnd"/>
-      <w:r>
-        <w:rPr>
-          <w:rFonts w:ascii="Times New Roman" w:eastAsia="Times New Roman" w:hAnsi="Times New Roman" w:cs="Times New Roman"/>
-          <w:sz w:val="20"/>
-          <w:szCs w:val="20"/>
-          <w:lang w:val="en-US"/>
-        </w:rPr>
-        <w:t>}}</w:t>
-      </w:r>
-    </w:p>
-    <w:p>
-      <w:pPr>
-        <w:spacing w:after="120" w:line="240" w:lineRule="auto"/>
-        <w:ind w:left="-425" w:right="-436"/>
-        <w:rPr>
-          <w:rFonts w:ascii="Times New Roman" w:eastAsia="Times New Roman" w:hAnsi="Times New Roman" w:cs="Times New Roman"/>
-          <w:sz w:val="20"/>
-          <w:szCs w:val="20"/>
-          <w:lang w:val="en-US"/>
+          <w:lang w:val="en-US" w:eastAsia="ja-JP"/>
         </w:rPr>
       </w:pPr>
     </w:p>
@@ -241,13 +230,17 @@
           <w:rFonts w:ascii="Times New Roman" w:eastAsia="Times New Roman" w:hAnsi="Times New Roman" w:cs="Times New Roman"/>
           <w:b/>
           <w:bCs/>
-        </w:rPr>
-      </w:pPr>
-      <w:r>
-        <w:rPr>
-          <w:rFonts w:ascii="Times New Roman" w:eastAsia="Times New Roman" w:hAnsi="Times New Roman" w:cs="Times New Roman"/>
-          <w:b/>
-          <w:bCs/>
+          <w:sz w:val="20"/>
+          <w:szCs w:val="20"/>
+        </w:rPr>
+      </w:pPr>
+      <w:r>
+        <w:rPr>
+          <w:rFonts w:ascii="Times New Roman" w:eastAsia="Times New Roman" w:hAnsi="Times New Roman" w:cs="Times New Roman"/>
+          <w:b/>
+          <w:bCs/>
+          <w:sz w:val="20"/>
+          <w:szCs w:val="20"/>
         </w:rPr>
         <w:t>PHIẾU CHỈ ĐỊNH CẬN LÂM SÀNG</w:t>
       </w:r>
@@ -259,29 +252,39 @@
         <w:jc w:val="center"/>
         <w:rPr>
           <w:rFonts w:ascii="Times New Roman" w:eastAsia="Times New Roman" w:hAnsi="Times New Roman" w:cs="Times New Roman"/>
-        </w:rPr>
-      </w:pPr>
-      <w:r>
-        <w:rPr>
-          <w:rFonts w:ascii="Times New Roman" w:eastAsia="Times New Roman" w:hAnsi="Times New Roman" w:cs="Times New Roman"/>
+          <w:sz w:val="18"/>
+          <w:szCs w:val="18"/>
+        </w:rPr>
+      </w:pPr>
+      <w:r>
+        <w:rPr>
+          <w:rFonts w:ascii="Times New Roman" w:eastAsia="Times New Roman" w:hAnsi="Times New Roman" w:cs="Times New Roman"/>
+          <w:sz w:val="18"/>
+          <w:szCs w:val="18"/>
         </w:rPr>
         <w:t xml:space="preserve"> Mã phiếu chỉ định: </w:t>
       </w:r>
       <w:r>
         <w:rPr>
           <w:rFonts w:ascii="Times New Roman" w:eastAsia="Times New Roman" w:hAnsi="Times New Roman" w:cs="Times New Roman"/>
+          <w:sz w:val="18"/>
+          <w:szCs w:val="18"/>
         </w:rPr>
         <w:t>{{request</w:t>
       </w:r>
       <w:r>
         <w:rPr>
           <w:rFonts w:ascii="Times New Roman" w:eastAsia="Times New Roman" w:hAnsi="Times New Roman" w:cs="Times New Roman"/>
+          <w:sz w:val="18"/>
+          <w:szCs w:val="18"/>
         </w:rPr>
         <w:t>Code</w:t>
       </w:r>
       <w:r>
         <w:rPr>
           <w:rFonts w:ascii="Times New Roman" w:eastAsia="Times New Roman" w:hAnsi="Times New Roman" w:cs="Times New Roman"/>
+          <w:sz w:val="18"/>
+          <w:szCs w:val="18"/>
         </w:rPr>
         <w:t>}}</w:t>
       </w:r>
@@ -293,12 +296,16 @@
         <w:jc w:val="center"/>
         <w:rPr>
           <w:rFonts w:ascii="Times New Roman" w:eastAsia="Times New Roman" w:hAnsi="Times New Roman" w:cs="Times New Roman"/>
+          <w:sz w:val="18"/>
+          <w:szCs w:val="18"/>
         </w:rPr>
       </w:pPr>
       <w:r>
         <w:rPr>
           <w:rFonts w:ascii="Times New Roman" w:eastAsia="Times New Roman" w:hAnsi="Times New Roman" w:cs="Times New Roman"/>
           <w:noProof/>
+          <w:sz w:val="18"/>
+          <w:szCs w:val="18"/>
         </w:rPr>
         <w:t>{{%%barcode}}</w:t>
       </w:r>
@@ -331,25 +338,33 @@
         <w:ind w:left="-425" w:right="-437"/>
         <w:rPr>
           <w:rFonts w:ascii="Times New Roman" w:eastAsia="Times New Roman" w:hAnsi="Times New Roman" w:cs="Times New Roman"/>
-        </w:rPr>
-      </w:pPr>
-      <w:r>
-        <w:rPr>
-          <w:rFonts w:ascii="Times New Roman" w:eastAsia="Times New Roman" w:hAnsi="Times New Roman" w:cs="Times New Roman"/>
-          <w:b/>
-          <w:bCs/>
+          <w:sz w:val="18"/>
+          <w:szCs w:val="18"/>
+        </w:rPr>
+      </w:pPr>
+      <w:r>
+        <w:rPr>
+          <w:rFonts w:ascii="Times New Roman" w:eastAsia="Times New Roman" w:hAnsi="Times New Roman" w:cs="Times New Roman"/>
+          <w:b/>
+          <w:bCs/>
+          <w:sz w:val="18"/>
+          <w:szCs w:val="18"/>
         </w:rPr>
         <w:t>Họ và tên:</w:t>
       </w:r>
       <w:r>
         <w:rPr>
           <w:rFonts w:ascii="Times New Roman" w:eastAsia="Times New Roman" w:hAnsi="Times New Roman" w:cs="Times New Roman"/>
+          <w:sz w:val="18"/>
+          <w:szCs w:val="18"/>
         </w:rPr>
         <w:t xml:space="preserve"> </w:t>
       </w:r>
       <w:r>
         <w:rPr>
           <w:rFonts w:ascii="Times New Roman" w:eastAsia="Times New Roman" w:hAnsi="Times New Roman" w:cs="Times New Roman"/>
+          <w:sz w:val="18"/>
+          <w:szCs w:val="18"/>
         </w:rPr>
         <w:tab/>
       </w:r>
@@ -357,12 +372,16 @@
         <w:rPr>
           <w:rFonts w:ascii="Times New Roman" w:eastAsia="Times New Roman" w:hAnsi="Times New Roman" w:cs="Times New Roman"/>
           <w:color w:val="081B3A"/>
+          <w:sz w:val="18"/>
+          <w:szCs w:val="18"/>
         </w:rPr>
         <w:t>{{patientName}}</w:t>
       </w:r>
       <w:r>
         <w:rPr>
           <w:rFonts w:ascii="Times New Roman" w:eastAsia="Times New Roman" w:hAnsi="Times New Roman" w:cs="Times New Roman"/>
+          <w:sz w:val="18"/>
+          <w:szCs w:val="18"/>
         </w:rPr>
         <w:tab/>
       </w:r>
@@ -371,6 +390,8 @@
           <w:rFonts w:ascii="Times New Roman" w:eastAsia="Times New Roman" w:hAnsi="Times New Roman" w:cs="Times New Roman"/>
           <w:b/>
           <w:bCs/>
+          <w:sz w:val="18"/>
+          <w:szCs w:val="18"/>
         </w:rPr>
         <w:t xml:space="preserve">Năm </w:t>
       </w:r>
@@ -380,6 +401,8 @@
           <w:b/>
           <w:bCs/>
           <w:color w:val="081B3A"/>
+          <w:sz w:val="18"/>
+          <w:szCs w:val="18"/>
           <w:highlight w:val="white"/>
         </w:rPr>
         <w:t>sinh</w:t>
@@ -389,18 +412,24 @@
           <w:rFonts w:ascii="Times New Roman" w:eastAsia="Times New Roman" w:hAnsi="Times New Roman" w:cs="Times New Roman"/>
           <w:b/>
           <w:bCs/>
+          <w:sz w:val="18"/>
+          <w:szCs w:val="18"/>
         </w:rPr>
         <w:t>:</w:t>
       </w:r>
       <w:r>
         <w:rPr>
           <w:rFonts w:ascii="Times New Roman" w:eastAsia="Times New Roman" w:hAnsi="Times New Roman" w:cs="Times New Roman"/>
+          <w:sz w:val="18"/>
+          <w:szCs w:val="18"/>
         </w:rPr>
         <w:t xml:space="preserve"> </w:t>
       </w:r>
       <w:r>
         <w:rPr>
           <w:rFonts w:ascii="Times New Roman" w:eastAsia="Times New Roman" w:hAnsi="Times New Roman" w:cs="Times New Roman"/>
+          <w:sz w:val="18"/>
+          <w:szCs w:val="18"/>
         </w:rPr>
         <w:t>{{dob}}</w:t>
       </w:r>
@@ -423,25 +452,33 @@
         <w:ind w:left="-425" w:right="-437"/>
         <w:rPr>
           <w:rFonts w:ascii="Times New Roman" w:eastAsia="Times New Roman" w:hAnsi="Times New Roman" w:cs="Times New Roman"/>
-        </w:rPr>
-      </w:pPr>
-      <w:r>
-        <w:rPr>
-          <w:rFonts w:ascii="Times New Roman" w:eastAsia="Times New Roman" w:hAnsi="Times New Roman" w:cs="Times New Roman"/>
-          <w:b/>
-          <w:bCs/>
+          <w:sz w:val="18"/>
+          <w:szCs w:val="18"/>
+        </w:rPr>
+      </w:pPr>
+      <w:r>
+        <w:rPr>
+          <w:rFonts w:ascii="Times New Roman" w:eastAsia="Times New Roman" w:hAnsi="Times New Roman" w:cs="Times New Roman"/>
+          <w:b/>
+          <w:bCs/>
+          <w:sz w:val="18"/>
+          <w:szCs w:val="18"/>
         </w:rPr>
         <w:t>Giới tính:</w:t>
       </w:r>
       <w:r>
         <w:rPr>
           <w:rFonts w:ascii="Times New Roman" w:eastAsia="Times New Roman" w:hAnsi="Times New Roman" w:cs="Times New Roman"/>
+          <w:sz w:val="18"/>
+          <w:szCs w:val="18"/>
         </w:rPr>
         <w:t xml:space="preserve"> </w:t>
       </w:r>
       <w:r>
         <w:rPr>
           <w:rFonts w:ascii="Times New Roman" w:eastAsia="Times New Roman" w:hAnsi="Times New Roman" w:cs="Times New Roman"/>
+          <w:sz w:val="18"/>
+          <w:szCs w:val="18"/>
         </w:rPr>
         <w:t>{{gender}}</w:t>
       </w:r>
@@ -466,25 +503,33 @@
         <w:ind w:left="-425" w:right="-437"/>
         <w:rPr>
           <w:rFonts w:ascii="Times New Roman" w:eastAsia="Times New Roman" w:hAnsi="Times New Roman" w:cs="Times New Roman"/>
-        </w:rPr>
-      </w:pPr>
-      <w:r>
-        <w:rPr>
-          <w:rFonts w:ascii="Times New Roman" w:eastAsia="Times New Roman" w:hAnsi="Times New Roman" w:cs="Times New Roman"/>
-          <w:b/>
-          <w:bCs/>
+          <w:sz w:val="18"/>
+          <w:szCs w:val="18"/>
+        </w:rPr>
+      </w:pPr>
+      <w:r>
+        <w:rPr>
+          <w:rFonts w:ascii="Times New Roman" w:eastAsia="Times New Roman" w:hAnsi="Times New Roman" w:cs="Times New Roman"/>
+          <w:b/>
+          <w:bCs/>
+          <w:sz w:val="18"/>
+          <w:szCs w:val="18"/>
         </w:rPr>
         <w:t>Địa chỉ:</w:t>
       </w:r>
       <w:r>
         <w:rPr>
           <w:rFonts w:ascii="Times New Roman" w:eastAsia="Times New Roman" w:hAnsi="Times New Roman" w:cs="Times New Roman"/>
+          <w:sz w:val="18"/>
+          <w:szCs w:val="18"/>
         </w:rPr>
         <w:t xml:space="preserve"> </w:t>
       </w:r>
       <w:r>
         <w:rPr>
           <w:rFonts w:ascii="Times New Roman" w:eastAsia="Times New Roman" w:hAnsi="Times New Roman" w:cs="Times New Roman"/>
+          <w:sz w:val="18"/>
+          <w:szCs w:val="18"/>
         </w:rPr>
         <w:tab/>
       </w:r>
@@ -492,6 +537,8 @@
         <w:rPr>
           <w:rFonts w:ascii="Times New Roman" w:eastAsia="Times New Roman" w:hAnsi="Times New Roman" w:cs="Times New Roman"/>
           <w:color w:val="081B3A"/>
+          <w:sz w:val="18"/>
+          <w:szCs w:val="18"/>
         </w:rPr>
         <w:t>{{address}}</w:t>
       </w:r>
@@ -516,31 +563,41 @@
         <w:ind w:left="-425" w:right="-437"/>
         <w:rPr>
           <w:rFonts w:ascii="Times New Roman" w:eastAsia="Times New Roman" w:hAnsi="Times New Roman" w:cs="Times New Roman"/>
-        </w:rPr>
-      </w:pPr>
-      <w:r>
-        <w:rPr>
-          <w:rFonts w:ascii="Times New Roman" w:eastAsia="Times New Roman" w:hAnsi="Times New Roman" w:cs="Times New Roman"/>
-          <w:b/>
-          <w:bCs/>
+          <w:sz w:val="18"/>
+          <w:szCs w:val="18"/>
+        </w:rPr>
+      </w:pPr>
+      <w:r>
+        <w:rPr>
+          <w:rFonts w:ascii="Times New Roman" w:eastAsia="Times New Roman" w:hAnsi="Times New Roman" w:cs="Times New Roman"/>
+          <w:b/>
+          <w:bCs/>
+          <w:sz w:val="18"/>
+          <w:szCs w:val="18"/>
         </w:rPr>
         <w:t>SĐT:</w:t>
       </w:r>
       <w:r>
         <w:rPr>
           <w:rFonts w:ascii="Times New Roman" w:eastAsia="Times New Roman" w:hAnsi="Times New Roman" w:cs="Times New Roman"/>
+          <w:sz w:val="18"/>
+          <w:szCs w:val="18"/>
         </w:rPr>
         <w:t xml:space="preserve"> </w:t>
       </w:r>
       <w:r>
         <w:rPr>
           <w:rFonts w:ascii="Times New Roman" w:eastAsia="Times New Roman" w:hAnsi="Times New Roman" w:cs="Times New Roman"/>
+          <w:sz w:val="18"/>
+          <w:szCs w:val="18"/>
         </w:rPr>
         <w:tab/>
       </w:r>
       <w:r>
         <w:rPr>
           <w:rFonts w:ascii="Times New Roman" w:eastAsia="Times New Roman" w:hAnsi="Times New Roman" w:cs="Times New Roman"/>
+          <w:sz w:val="18"/>
+          <w:szCs w:val="18"/>
         </w:rPr>
         <w:t>{{phone}}</w:t>
       </w:r>
@@ -565,25 +622,33 @@
         <w:ind w:left="-425" w:right="-437"/>
         <w:rPr>
           <w:rFonts w:ascii="Times New Roman" w:eastAsia="Times New Roman" w:hAnsi="Times New Roman" w:cs="Times New Roman"/>
-        </w:rPr>
-      </w:pPr>
-      <w:r>
-        <w:rPr>
-          <w:rFonts w:ascii="Times New Roman" w:eastAsia="Times New Roman" w:hAnsi="Times New Roman" w:cs="Times New Roman"/>
-          <w:b/>
-          <w:bCs/>
+          <w:sz w:val="18"/>
+          <w:szCs w:val="18"/>
+        </w:rPr>
+      </w:pPr>
+      <w:r>
+        <w:rPr>
+          <w:rFonts w:ascii="Times New Roman" w:eastAsia="Times New Roman" w:hAnsi="Times New Roman" w:cs="Times New Roman"/>
+          <w:b/>
+          <w:bCs/>
+          <w:sz w:val="18"/>
+          <w:szCs w:val="18"/>
         </w:rPr>
         <w:t>Phòng khám:</w:t>
       </w:r>
       <w:r>
         <w:rPr>
           <w:rFonts w:ascii="Times New Roman" w:eastAsia="Times New Roman" w:hAnsi="Times New Roman" w:cs="Times New Roman"/>
+          <w:sz w:val="18"/>
+          <w:szCs w:val="18"/>
         </w:rPr>
         <w:t xml:space="preserve"> </w:t>
       </w:r>
       <w:r>
         <w:rPr>
           <w:rFonts w:ascii="Times New Roman" w:eastAsia="Times New Roman" w:hAnsi="Times New Roman" w:cs="Times New Roman"/>
+          <w:sz w:val="18"/>
+          <w:szCs w:val="18"/>
         </w:rPr>
         <w:tab/>
       </w:r>
@@ -591,6 +656,8 @@
         <w:rPr>
           <w:rFonts w:ascii="Times New Roman" w:eastAsia="Times New Roman" w:hAnsi="Times New Roman" w:cs="Times New Roman"/>
           <w:color w:val="081B3A"/>
+          <w:sz w:val="18"/>
+          <w:szCs w:val="18"/>
           <w:highlight w:val="white"/>
         </w:rPr>
         <w:t>VIÊM</w:t>
@@ -598,6 +665,8 @@
       <w:r>
         <w:rPr>
           <w:rFonts w:ascii="Times New Roman" w:eastAsia="Times New Roman" w:hAnsi="Times New Roman" w:cs="Times New Roman"/>
+          <w:sz w:val="18"/>
+          <w:szCs w:val="18"/>
         </w:rPr>
         <w:t xml:space="preserve"> GAN</w:t>
       </w:r>
@@ -622,31 +691,41 @@
         <w:ind w:left="-425" w:right="-437"/>
         <w:rPr>
           <w:rFonts w:ascii="Times New Roman" w:eastAsia="Times New Roman" w:hAnsi="Times New Roman" w:cs="Times New Roman"/>
-        </w:rPr>
-      </w:pPr>
-      <w:r>
-        <w:rPr>
-          <w:rFonts w:ascii="Times New Roman" w:eastAsia="Times New Roman" w:hAnsi="Times New Roman" w:cs="Times New Roman"/>
-          <w:b/>
-          <w:bCs/>
+          <w:sz w:val="18"/>
+          <w:szCs w:val="18"/>
+        </w:rPr>
+      </w:pPr>
+      <w:r>
+        <w:rPr>
+          <w:rFonts w:ascii="Times New Roman" w:eastAsia="Times New Roman" w:hAnsi="Times New Roman" w:cs="Times New Roman"/>
+          <w:b/>
+          <w:bCs/>
+          <w:sz w:val="18"/>
+          <w:szCs w:val="18"/>
         </w:rPr>
         <w:t>Chẩn đoán:</w:t>
       </w:r>
       <w:r>
         <w:rPr>
           <w:rFonts w:ascii="Times New Roman" w:eastAsia="Times New Roman" w:hAnsi="Times New Roman" w:cs="Times New Roman"/>
+          <w:sz w:val="18"/>
+          <w:szCs w:val="18"/>
         </w:rPr>
         <w:t xml:space="preserve"> </w:t>
       </w:r>
       <w:r>
         <w:rPr>
           <w:rFonts w:ascii="Times New Roman" w:eastAsia="Times New Roman" w:hAnsi="Times New Roman" w:cs="Times New Roman"/>
+          <w:sz w:val="18"/>
+          <w:szCs w:val="18"/>
         </w:rPr>
         <w:tab/>
       </w:r>
       <w:r>
         <w:rPr>
           <w:rFonts w:ascii="Times New Roman" w:eastAsia="Times New Roman" w:hAnsi="Times New Roman" w:cs="Times New Roman"/>
+          <w:sz w:val="18"/>
+          <w:szCs w:val="18"/>
         </w:rPr>
         <w:t xml:space="preserve">{{diagnosisMainDescription}} </w:t>
       </w:r>
@@ -655,12 +734,16 @@
           <w:rFonts w:ascii="Times New Roman" w:eastAsia="Times New Roman" w:hAnsi="Times New Roman" w:cs="Times New Roman"/>
           <w:b/>
           <w:bCs/>
+          <w:sz w:val="18"/>
+          <w:szCs w:val="18"/>
         </w:rPr>
         <w:t>({{diagnosisMainCode}})</w:t>
       </w:r>
       <w:r>
         <w:rPr>
           <w:rFonts w:ascii="Times New Roman" w:eastAsia="Times New Roman" w:hAnsi="Times New Roman" w:cs="Times New Roman"/>
+          <w:sz w:val="18"/>
+          <w:szCs w:val="18"/>
         </w:rPr>
         <w:t>{{#diagnosisSecondary}}{{description</w:t>
       </w:r>
@@ -669,12 +752,16 @@
           <w:rFonts w:ascii="Times New Roman" w:eastAsia="Times New Roman" w:hAnsi="Times New Roman" w:cs="Times New Roman"/>
           <w:b/>
           <w:bCs/>
+          <w:sz w:val="18"/>
+          <w:szCs w:val="18"/>
         </w:rPr>
         <w:t>}}({{code}})</w:t>
       </w:r>
       <w:r>
         <w:rPr>
           <w:rFonts w:ascii="Times New Roman" w:eastAsia="Times New Roman" w:hAnsi="Times New Roman" w:cs="Times New Roman"/>
+          <w:sz w:val="18"/>
+          <w:szCs w:val="18"/>
         </w:rPr>
         <w:t>, {{/diagnosisSecondary}}</w:t>
       </w:r>
@@ -697,6 +784,8 @@
         <w:rPr>
           <w:rFonts w:ascii="Times New Roman" w:eastAsia="Times New Roman" w:hAnsi="Times New Roman" w:cs="Times New Roman"/>
           <w:color w:val="081B3A"/>
+          <w:sz w:val="18"/>
+          <w:szCs w:val="18"/>
           <w:highlight w:val="white"/>
         </w:rPr>
       </w:pPr>
@@ -704,6 +793,8 @@
         <w:rPr>
           <w:rFonts w:ascii="Times New Roman" w:eastAsia="Times New Roman" w:hAnsi="Times New Roman" w:cs="Times New Roman"/>
           <w:color w:val="081B3A"/>
+          <w:sz w:val="18"/>
+          <w:szCs w:val="18"/>
           <w:highlight w:val="white"/>
         </w:rPr>
         <w:t>{{#groups}}</w:t>
@@ -716,14 +807,18 @@
         <w:rPr>
           <w:rFonts w:ascii="Times New Roman" w:eastAsia="Times New Roman" w:hAnsi="Times New Roman" w:cs="Times New Roman"/>
           <w:color w:val="081B3A"/>
-        </w:rPr>
-      </w:pPr>
-      <w:r>
-        <w:rPr>
-          <w:rFonts w:ascii="Times New Roman" w:eastAsia="Times New Roman" w:hAnsi="Times New Roman" w:cs="Times New Roman"/>
-          <w:b/>
-          <w:bCs/>
-          <w:color w:val="081B3A"/>
+          <w:sz w:val="18"/>
+          <w:szCs w:val="18"/>
+        </w:rPr>
+      </w:pPr>
+      <w:r>
+        <w:rPr>
+          <w:rFonts w:ascii="Times New Roman" w:eastAsia="Times New Roman" w:hAnsi="Times New Roman" w:cs="Times New Roman"/>
+          <w:b/>
+          <w:bCs/>
+          <w:color w:val="081B3A"/>
+          <w:sz w:val="18"/>
+          <w:szCs w:val="18"/>
           <w:highlight w:val="white"/>
         </w:rPr>
         <w:t>{{typeName}}</w:t>
@@ -732,6 +827,8 @@
         <w:rPr>
           <w:rFonts w:ascii="Times New Roman" w:eastAsia="Times New Roman" w:hAnsi="Times New Roman" w:cs="Times New Roman"/>
           <w:color w:val="081B3A"/>
+          <w:sz w:val="18"/>
+          <w:szCs w:val="18"/>
         </w:rPr>
         <w:t>{{#items}}</w:t>
       </w:r>
@@ -748,12 +845,16 @@
         <w:rPr>
           <w:rFonts w:ascii="Times New Roman" w:eastAsia="Times New Roman" w:hAnsi="Times New Roman" w:cs="Times New Roman"/>
           <w:color w:val="081B3A"/>
-        </w:rPr>
-      </w:pPr>
-      <w:r>
-        <w:rPr>
-          <w:rFonts w:ascii="Times New Roman" w:eastAsia="Times New Roman" w:hAnsi="Times New Roman" w:cs="Times New Roman"/>
-          <w:color w:val="081B3A"/>
+          <w:sz w:val="18"/>
+          <w:szCs w:val="18"/>
+        </w:rPr>
+      </w:pPr>
+      <w:r>
+        <w:rPr>
+          <w:rFonts w:ascii="Times New Roman" w:eastAsia="Times New Roman" w:hAnsi="Times New Roman" w:cs="Times New Roman"/>
+          <w:color w:val="081B3A"/>
+          <w:sz w:val="18"/>
+          <w:szCs w:val="18"/>
         </w:rPr>
         <w:t>{{index}}</w:t>
       </w:r>
@@ -761,6 +862,8 @@
         <w:rPr>
           <w:rFonts w:ascii="Times New Roman" w:eastAsia="Times New Roman" w:hAnsi="Times New Roman" w:cs="Times New Roman"/>
           <w:color w:val="081B3A"/>
+          <w:sz w:val="18"/>
+          <w:szCs w:val="18"/>
         </w:rPr>
         <w:tab/>
       </w:r>
@@ -768,6 +871,8 @@
         <w:rPr>
           <w:rFonts w:ascii="Times New Roman" w:eastAsia="Times New Roman" w:hAnsi="Times New Roman" w:cs="Times New Roman"/>
           <w:color w:val="081B3A"/>
+          <w:sz w:val="18"/>
+          <w:szCs w:val="18"/>
         </w:rPr>
         <w:t>{{name}}</w:t>
       </w:r>
@@ -775,7 +880,8 @@
         <w:rPr>
           <w:rFonts w:ascii="Times New Roman" w:eastAsia="Times New Roman" w:hAnsi="Times New Roman" w:cs="Times New Roman"/>
           <w:color w:val="081B3A"/>
-          <w:lang w:val="en-US"/>
+          <w:sz w:val="18"/>
+          <w:szCs w:val="18"/>
         </w:rPr>
         <w:tab/>
       </w:r>
@@ -783,6 +889,8 @@
         <w:rPr>
           <w:rFonts w:ascii="Times New Roman" w:eastAsia="Times New Roman" w:hAnsi="Times New Roman" w:cs="Times New Roman"/>
           <w:color w:val="081B3A"/>
+          <w:sz w:val="18"/>
+          <w:szCs w:val="18"/>
         </w:rPr>
         <w:t>{{quantity}}</w:t>
       </w:r>
@@ -794,6 +902,8 @@
         <w:rPr>
           <w:rFonts w:ascii="Times New Roman" w:eastAsia="Times New Roman" w:hAnsi="Times New Roman" w:cs="Times New Roman"/>
           <w:color w:val="081B3A"/>
+          <w:sz w:val="18"/>
+          <w:szCs w:val="18"/>
           <w:highlight w:val="white"/>
         </w:rPr>
       </w:pPr>
@@ -801,6 +911,8 @@
         <w:rPr>
           <w:rFonts w:ascii="Times New Roman" w:eastAsia="Times New Roman" w:hAnsi="Times New Roman" w:cs="Times New Roman"/>
           <w:color w:val="081B3A"/>
+          <w:sz w:val="18"/>
+          <w:szCs w:val="18"/>
         </w:rPr>
         <w:t>{{/items}}</w:t>
       </w:r>
@@ -814,15 +926,18 @@
           <w:b/>
           <w:bCs/>
           <w:color w:val="081B3A"/>
-          <w:lang w:val="en-US"/>
-        </w:rPr>
-      </w:pPr>
-      <w:r>
-        <w:rPr>
-          <w:rFonts w:ascii="Times New Roman" w:eastAsia="Times New Roman" w:hAnsi="Times New Roman" w:cs="Times New Roman"/>
-          <w:b/>
-          <w:bCs/>
-          <w:color w:val="081B3A"/>
+          <w:sz w:val="18"/>
+          <w:szCs w:val="18"/>
+        </w:rPr>
+      </w:pPr>
+      <w:r>
+        <w:rPr>
+          <w:rFonts w:ascii="Times New Roman" w:eastAsia="Times New Roman" w:hAnsi="Times New Roman" w:cs="Times New Roman"/>
+          <w:b/>
+          <w:bCs/>
+          <w:color w:val="081B3A"/>
+          <w:sz w:val="18"/>
+          <w:szCs w:val="18"/>
         </w:rPr>
         <w:t>{{/groups}}</w:t>
       </w:r>
@@ -836,7 +951,8 @@
           <w:b/>
           <w:bCs/>
           <w:color w:val="081B3A"/>
-          <w:lang w:val="en-US"/>
+          <w:sz w:val="18"/>
+          <w:szCs w:val="18"/>
         </w:rPr>
       </w:pPr>
     </w:p>
@@ -845,18 +961,41 @@
         <w:spacing w:line="240" w:lineRule="auto"/>
         <w:ind w:left="-425" w:right="-436"/>
         <w:rPr>
-          <w:rFonts w:ascii="Times New Roman" w:eastAsia="Times New Roman" w:hAnsi="Times New Roman" w:cs="Times New Roman"/>
-          <w:color w:val="081B3A"/>
-          <w:lang w:val="en-US"/>
-        </w:rPr>
-      </w:pPr>
-      <w:r>
-        <w:rPr>
-          <w:rFonts w:ascii="Times New Roman" w:eastAsia="Times New Roman" w:hAnsi="Times New Roman" w:cs="Times New Roman"/>
-          <w:color w:val="081B3A"/>
-          <w:lang w:val="en-US"/>
+          <w:rFonts w:ascii="Calibri" w:hAnsi="Calibri" w:cs="Calibri" w:hint="eastAsia"/>
+          <w:color w:val="081B3A"/>
+          <w:sz w:val="18"/>
+          <w:szCs w:val="18"/>
+          <w:lang w:eastAsia="ja-JP"/>
+        </w:rPr>
+      </w:pPr>
+      <w:r>
+        <w:rPr>
+          <w:rFonts w:ascii="Calibri" w:hAnsi="Calibri" w:cs="Calibri" w:hint="eastAsia"/>
+          <w:color w:val="081B3A"/>
+          <w:sz w:val="18"/>
+          <w:szCs w:val="18"/>
+          <w:lang w:eastAsia="ja-JP"/>
+        </w:rPr>
+        <w:t>{</w:t>
+      </w:r>
+      <w:r>
+        <w:rPr>
+          <w:rFonts w:ascii="Times New Roman" w:eastAsia="Times New Roman" w:hAnsi="Times New Roman" w:cs="Times New Roman"/>
+          <w:color w:val="081B3A"/>
+          <w:sz w:val="18"/>
+          <w:szCs w:val="18"/>
         </w:rPr>
         <w:t>{#isForFollowUp}</w:t>
+      </w:r>
+      <w:r>
+        <w:rPr>
+          <w:rFonts w:ascii="Calibri" w:hAnsi="Calibri" w:cs="Calibri" w:hint="eastAsia"/>
+          <w:color w:val="081B3A"/>
+          <w:sz w:val="18"/>
+          <w:szCs w:val="18"/>
+          <w:lang w:eastAsia="ja-JP"/>
+        </w:rPr>
+        <w:t>}</w:t>
       </w:r>
     </w:p>
     <w:p>
@@ -868,78 +1007,25 @@
           <w:b/>
           <w:bCs/>
           <w:color w:val="081B3A"/>
-          <w:lang w:val="en-US"/>
-        </w:rPr>
-      </w:pPr>
-      <w:proofErr w:type="spellStart"/>
-      <w:r>
-        <w:rPr>
-          <w:rFonts w:ascii="Times New Roman" w:eastAsia="Times New Roman" w:hAnsi="Times New Roman" w:cs="Times New Roman"/>
-          <w:color w:val="081B3A"/>
-          <w:lang w:val="en-US"/>
-        </w:rPr>
-        <w:t>Dùng</w:t>
-      </w:r>
-      <w:proofErr w:type="spellEnd"/>
-      <w:r>
-        <w:rPr>
-          <w:rFonts w:ascii="Times New Roman" w:eastAsia="Times New Roman" w:hAnsi="Times New Roman" w:cs="Times New Roman"/>
-          <w:color w:val="081B3A"/>
-          <w:lang w:val="en-US"/>
-        </w:rPr>
-        <w:t xml:space="preserve"> </w:t>
-      </w:r>
-      <w:proofErr w:type="spellStart"/>
-      <w:r>
-        <w:rPr>
-          <w:rFonts w:ascii="Times New Roman" w:eastAsia="Times New Roman" w:hAnsi="Times New Roman" w:cs="Times New Roman"/>
-          <w:color w:val="081B3A"/>
-          <w:lang w:val="en-US"/>
-        </w:rPr>
-        <w:t>tái</w:t>
-      </w:r>
-      <w:proofErr w:type="spellEnd"/>
-      <w:r>
-        <w:rPr>
-          <w:rFonts w:ascii="Times New Roman" w:eastAsia="Times New Roman" w:hAnsi="Times New Roman" w:cs="Times New Roman"/>
-          <w:color w:val="081B3A"/>
-          <w:lang w:val="en-US"/>
-        </w:rPr>
-        <w:t xml:space="preserve"> </w:t>
-      </w:r>
-      <w:proofErr w:type="spellStart"/>
-      <w:r>
-        <w:rPr>
-          <w:rFonts w:ascii="Times New Roman" w:eastAsia="Times New Roman" w:hAnsi="Times New Roman" w:cs="Times New Roman"/>
-          <w:color w:val="081B3A"/>
-          <w:lang w:val="en-US"/>
-        </w:rPr>
-        <w:t>khám</w:t>
-      </w:r>
-      <w:proofErr w:type="spellEnd"/>
-      <w:r>
-        <w:rPr>
-          <w:rFonts w:ascii="Times New Roman" w:eastAsia="Times New Roman" w:hAnsi="Times New Roman" w:cs="Times New Roman"/>
-          <w:color w:val="081B3A"/>
-          <w:lang w:val="en-US"/>
-        </w:rPr>
-        <w:t xml:space="preserve"> </w:t>
-      </w:r>
-      <w:proofErr w:type="spellStart"/>
-      <w:r>
-        <w:rPr>
-          <w:rFonts w:ascii="Times New Roman" w:eastAsia="Times New Roman" w:hAnsi="Times New Roman" w:cs="Times New Roman"/>
-          <w:color w:val="081B3A"/>
-          <w:lang w:val="en-US"/>
-        </w:rPr>
-        <w:t>ngày</w:t>
-      </w:r>
-      <w:proofErr w:type="spellEnd"/>
-      <w:r>
-        <w:rPr>
-          <w:rFonts w:ascii="Times New Roman" w:eastAsia="Times New Roman" w:hAnsi="Times New Roman" w:cs="Times New Roman"/>
-          <w:color w:val="081B3A"/>
-          <w:lang w:val="en-US"/>
+          <w:sz w:val="18"/>
+          <w:szCs w:val="18"/>
+        </w:rPr>
+      </w:pPr>
+      <w:r>
+        <w:rPr>
+          <w:rFonts w:ascii="Times New Roman" w:eastAsia="Times New Roman" w:hAnsi="Times New Roman" w:cs="Times New Roman"/>
+          <w:color w:val="081B3A"/>
+          <w:sz w:val="18"/>
+          <w:szCs w:val="18"/>
+        </w:rPr>
+        <w:t>Dùng tái khám ngày</w:t>
+      </w:r>
+      <w:r>
+        <w:rPr>
+          <w:rFonts w:ascii="Times New Roman" w:eastAsia="Times New Roman" w:hAnsi="Times New Roman" w:cs="Times New Roman"/>
+          <w:color w:val="081B3A"/>
+          <w:sz w:val="18"/>
+          <w:szCs w:val="18"/>
         </w:rPr>
         <w:t xml:space="preserve">: </w:t>
       </w:r>
@@ -949,55 +1035,26 @@
           <w:b/>
           <w:bCs/>
           <w:color w:val="081B3A"/>
-          <w:lang w:val="en-US"/>
-        </w:rPr>
-        <w:t>{{</w:t>
-      </w:r>
-      <w:proofErr w:type="spellStart"/>
-      <w:r>
-        <w:rPr>
-          <w:rFonts w:ascii="Times New Roman" w:eastAsia="Times New Roman" w:hAnsi="Times New Roman" w:cs="Times New Roman"/>
-          <w:b/>
-          <w:bCs/>
-          <w:color w:val="081B3A"/>
-          <w:lang w:val="en-US"/>
-        </w:rPr>
-        <w:t>followUpDate</w:t>
-      </w:r>
-      <w:proofErr w:type="spellEnd"/>
-      <w:r>
-        <w:rPr>
-          <w:rFonts w:ascii="Times New Roman" w:eastAsia="Times New Roman" w:hAnsi="Times New Roman" w:cs="Times New Roman"/>
-          <w:b/>
-          <w:bCs/>
-          <w:color w:val="081B3A"/>
-          <w:lang w:val="en-US"/>
-        </w:rPr>
-        <w:t>}}</w:t>
-      </w:r>
-      <w:r>
-        <w:rPr>
-          <w:rFonts w:ascii="Times New Roman" w:eastAsia="Times New Roman" w:hAnsi="Times New Roman" w:cs="Times New Roman"/>
-          <w:color w:val="081B3A"/>
-          <w:lang w:val="en-US"/>
-        </w:rPr>
-        <w:t xml:space="preserve">, </w:t>
-      </w:r>
-      <w:proofErr w:type="spellStart"/>
-      <w:r>
-        <w:rPr>
-          <w:rFonts w:ascii="Times New Roman" w:eastAsia="Times New Roman" w:hAnsi="Times New Roman" w:cs="Times New Roman"/>
-          <w:color w:val="081B3A"/>
-          <w:lang w:val="en-US"/>
-        </w:rPr>
-        <w:t>buổi</w:t>
-      </w:r>
-      <w:proofErr w:type="spellEnd"/>
-      <w:r>
-        <w:rPr>
-          <w:rFonts w:ascii="Times New Roman" w:eastAsia="Times New Roman" w:hAnsi="Times New Roman" w:cs="Times New Roman"/>
-          <w:color w:val="081B3A"/>
-          <w:lang w:val="en-US"/>
+          <w:sz w:val="18"/>
+          <w:szCs w:val="18"/>
+        </w:rPr>
+        <w:t>{{followUpDate}}</w:t>
+      </w:r>
+      <w:r>
+        <w:rPr>
+          <w:rFonts w:ascii="Times New Roman" w:eastAsia="Times New Roman" w:hAnsi="Times New Roman" w:cs="Times New Roman"/>
+          <w:color w:val="081B3A"/>
+          <w:sz w:val="18"/>
+          <w:szCs w:val="18"/>
+        </w:rPr>
+        <w:t>, buổi</w:t>
+      </w:r>
+      <w:r>
+        <w:rPr>
+          <w:rFonts w:ascii="Times New Roman" w:eastAsia="Times New Roman" w:hAnsi="Times New Roman" w:cs="Times New Roman"/>
+          <w:color w:val="081B3A"/>
+          <w:sz w:val="18"/>
+          <w:szCs w:val="18"/>
         </w:rPr>
         <w:t xml:space="preserve">: </w:t>
       </w:r>
@@ -1007,31 +1064,10 @@
           <w:b/>
           <w:bCs/>
           <w:color w:val="081B3A"/>
-          <w:lang w:val="en-US"/>
-        </w:rPr>
-        <w:t>{{</w:t>
-      </w:r>
-      <w:proofErr w:type="spellStart"/>
-      <w:r>
-        <w:rPr>
-          <w:rFonts w:ascii="Times New Roman" w:eastAsia="Times New Roman" w:hAnsi="Times New Roman" w:cs="Times New Roman"/>
-          <w:b/>
-          <w:bCs/>
-          <w:color w:val="081B3A"/>
-          <w:lang w:val="en-US"/>
-        </w:rPr>
-        <w:t>followUpSession</w:t>
-      </w:r>
-      <w:proofErr w:type="spellEnd"/>
-      <w:r>
-        <w:rPr>
-          <w:rFonts w:ascii="Times New Roman" w:eastAsia="Times New Roman" w:hAnsi="Times New Roman" w:cs="Times New Roman"/>
-          <w:b/>
-          <w:bCs/>
-          <w:color w:val="081B3A"/>
-          <w:lang w:val="en-US"/>
-        </w:rPr>
-        <w:t>}}</w:t>
+          <w:sz w:val="18"/>
+          <w:szCs w:val="18"/>
+        </w:rPr>
+        <w:t>{{followUpSession}}</w:t>
       </w:r>
     </w:p>
     <w:p>
@@ -1039,8 +1075,54 @@
         <w:spacing w:line="240" w:lineRule="auto"/>
         <w:ind w:left="-425" w:right="-436"/>
         <w:rPr>
-          <w:rFonts w:ascii="Times New Roman" w:eastAsia="Times New Roman" w:hAnsi="Times New Roman" w:cs="Times New Roman"/>
-          <w:color w:val="081B3A"/>
+          <w:rFonts w:ascii="Calibri" w:hAnsi="Calibri" w:cs="Calibri" w:hint="eastAsia"/>
+          <w:color w:val="081B3A"/>
+          <w:sz w:val="18"/>
+          <w:szCs w:val="18"/>
+          <w:highlight w:val="white"/>
+          <w:lang w:eastAsia="ja-JP"/>
+        </w:rPr>
+      </w:pPr>
+      <w:r>
+        <w:rPr>
+          <w:rFonts w:ascii="Calibri" w:hAnsi="Calibri" w:cs="Calibri" w:hint="eastAsia"/>
+          <w:color w:val="081B3A"/>
+          <w:sz w:val="18"/>
+          <w:szCs w:val="18"/>
+          <w:lang w:eastAsia="ja-JP"/>
+        </w:rPr>
+        <w:t>{</w:t>
+      </w:r>
+      <w:r>
+        <w:rPr>
+          <w:rFonts w:ascii="Times New Roman" w:eastAsia="Times New Roman" w:hAnsi="Times New Roman" w:cs="Times New Roman"/>
+          <w:color w:val="081B3A"/>
+          <w:sz w:val="18"/>
+          <w:szCs w:val="18"/>
+        </w:rPr>
+        <w:t>{/isForFollowUp}</w:t>
+      </w:r>
+      <w:r>
+        <w:rPr>
+          <w:rFonts w:ascii="Calibri" w:hAnsi="Calibri" w:cs="Calibri" w:hint="eastAsia"/>
+          <w:color w:val="081B3A"/>
+          <w:sz w:val="18"/>
+          <w:szCs w:val="18"/>
+          <w:lang w:eastAsia="ja-JP"/>
+        </w:rPr>
+        <w:t>}</w:t>
+      </w:r>
+    </w:p>
+    <w:p>
+      <w:pPr>
+        <w:ind w:left="-425" w:right="-436"/>
+        <w:rPr>
+          <w:rFonts w:ascii="Times New Roman" w:eastAsia="Times New Roman" w:hAnsi="Times New Roman" w:cs="Times New Roman"/>
+          <w:i/>
+          <w:iCs/>
+          <w:color w:val="081B3A"/>
+          <w:sz w:val="18"/>
+          <w:szCs w:val="18"/>
           <w:highlight w:val="white"/>
           <w:lang w:val="en-US"/>
         </w:rPr>
@@ -1048,38 +1130,89 @@
       <w:r>
         <w:rPr>
           <w:rFonts w:ascii="Times New Roman" w:eastAsia="Times New Roman" w:hAnsi="Times New Roman" w:cs="Times New Roman"/>
-          <w:color w:val="081B3A"/>
-          <w:lang w:val="en-US"/>
-        </w:rPr>
-        <w:t>{/</w:t>
-      </w:r>
-      <w:proofErr w:type="spellStart"/>
-      <w:r>
-        <w:rPr>
-          <w:rFonts w:ascii="Times New Roman" w:eastAsia="Times New Roman" w:hAnsi="Times New Roman" w:cs="Times New Roman"/>
-          <w:color w:val="081B3A"/>
-          <w:lang w:val="en-US"/>
-        </w:rPr>
-        <w:t>isForFollowUp</w:t>
-      </w:r>
-      <w:proofErr w:type="spellEnd"/>
-      <w:r>
-        <w:rPr>
-          <w:rFonts w:ascii="Times New Roman" w:eastAsia="Times New Roman" w:hAnsi="Times New Roman" w:cs="Times New Roman"/>
-          <w:color w:val="081B3A"/>
-          <w:lang w:val="en-US"/>
-        </w:rPr>
-        <w:t>}</w:t>
-      </w:r>
-    </w:p>
-    <w:p>
-      <w:pPr>
-        <w:ind w:left="-425" w:right="-436"/>
-        <w:rPr>
-          <w:rFonts w:ascii="Times New Roman" w:eastAsia="Times New Roman" w:hAnsi="Times New Roman" w:cs="Times New Roman"/>
           <w:i/>
           <w:iCs/>
           <w:color w:val="081B3A"/>
+          <w:sz w:val="18"/>
+          <w:szCs w:val="18"/>
+          <w:highlight w:val="white"/>
+        </w:rPr>
+        <w:t xml:space="preserve">Lời dặn: </w:t>
+      </w:r>
+      <w:r>
+        <w:rPr>
+          <w:rFonts w:ascii="Times New Roman" w:eastAsia="Times New Roman" w:hAnsi="Times New Roman" w:cs="Times New Roman"/>
+          <w:i/>
+          <w:iCs/>
+          <w:color w:val="081B3A"/>
+          <w:sz w:val="18"/>
+          <w:szCs w:val="18"/>
+          <w:highlight w:val="white"/>
+        </w:rPr>
+        <w:t xml:space="preserve">Sau khi có kết quả, Quý bệnh nhân quay lại </w:t>
+      </w:r>
+      <w:r>
+        <w:rPr>
+          <w:rFonts w:ascii="Times New Roman" w:eastAsia="Times New Roman" w:hAnsi="Times New Roman" w:cs="Times New Roman"/>
+          <w:i/>
+          <w:iCs/>
+          <w:color w:val="081B3A"/>
+          <w:sz w:val="18"/>
+          <w:szCs w:val="18"/>
+          <w:highlight w:val="white"/>
+        </w:rPr>
+        <w:t>{{</w:t>
+      </w:r>
+      <w:r>
+        <w:rPr>
+          <w:rFonts w:ascii="Times New Roman" w:eastAsia="Times New Roman" w:hAnsi="Times New Roman" w:cs="Times New Roman"/>
+          <w:i/>
+          <w:iCs/>
+          <w:color w:val="081B3A"/>
+          <w:sz w:val="18"/>
+          <w:szCs w:val="18"/>
+          <w:highlight w:val="white"/>
+        </w:rPr>
+        <w:t>clinicName</w:t>
+      </w:r>
+      <w:r>
+        <w:rPr>
+          <w:rFonts w:ascii="Times New Roman" w:eastAsia="Times New Roman" w:hAnsi="Times New Roman" w:cs="Times New Roman"/>
+          <w:i/>
+          <w:iCs/>
+          <w:color w:val="081B3A"/>
+          <w:sz w:val="18"/>
+          <w:szCs w:val="18"/>
+          <w:highlight w:val="white"/>
+        </w:rPr>
+        <w:t>}}</w:t>
+      </w:r>
+      <w:r>
+        <w:rPr>
+          <w:rFonts w:ascii="Times New Roman" w:eastAsia="Times New Roman" w:hAnsi="Times New Roman" w:cs="Times New Roman"/>
+          <w:i/>
+          <w:iCs/>
+          <w:color w:val="081B3A"/>
+          <w:sz w:val="18"/>
+          <w:szCs w:val="18"/>
+          <w:highlight w:val="white"/>
+        </w:rPr>
+        <w:t xml:space="preserve"> để lấy kết quả xét nghiệm và được bác sĩ kê toa thuốc.</w:t>
+      </w:r>
+    </w:p>
+    <w:p>
+      <w:pPr>
+        <w:tabs>
+          <w:tab w:val="center" w:pos="4111"/>
+        </w:tabs>
+        <w:ind w:left="-425" w:right="-436"/>
+        <w:rPr>
+          <w:rFonts w:ascii="Times New Roman" w:eastAsia="Times New Roman" w:hAnsi="Times New Roman" w:cs="Times New Roman"/>
+          <w:i/>
+          <w:iCs/>
+          <w:color w:val="081B3A"/>
+          <w:sz w:val="18"/>
+          <w:szCs w:val="18"/>
           <w:highlight w:val="white"/>
           <w:lang w:val="en-US"/>
         </w:rPr>
@@ -1087,286 +1220,183 @@
       <w:r>
         <w:rPr>
           <w:rFonts w:ascii="Times New Roman" w:eastAsia="Times New Roman" w:hAnsi="Times New Roman" w:cs="Times New Roman"/>
+          <w:color w:val="081B3A"/>
+          <w:sz w:val="18"/>
+          <w:szCs w:val="18"/>
+          <w:highlight w:val="white"/>
+          <w:lang w:val="en-US"/>
+        </w:rPr>
+        <w:tab/>
+      </w:r>
+      <w:r>
+        <w:rPr>
+          <w:rFonts w:ascii="Times New Roman" w:eastAsia="Times New Roman" w:hAnsi="Times New Roman" w:cs="Times New Roman"/>
+          <w:color w:val="081B3A"/>
+          <w:sz w:val="18"/>
+          <w:szCs w:val="18"/>
+          <w:highlight w:val="white"/>
+        </w:rPr>
+        <w:t>{{date}}</w:t>
+      </w:r>
+    </w:p>
+    <w:p>
+      <w:pPr>
+        <w:tabs>
+          <w:tab w:val="center" w:pos="4111"/>
+        </w:tabs>
+        <w:ind w:left="-425" w:right="-436"/>
+        <w:rPr>
+          <w:rFonts w:ascii="Times New Roman" w:eastAsia="Times New Roman" w:hAnsi="Times New Roman" w:cs="Times New Roman"/>
+          <w:b/>
+          <w:bCs/>
+          <w:color w:val="081B3A"/>
+          <w:sz w:val="18"/>
+          <w:szCs w:val="18"/>
+          <w:lang w:val="en-US"/>
+        </w:rPr>
+      </w:pPr>
+      <w:r>
+        <w:rPr>
+          <w:rFonts w:ascii="Times New Roman" w:eastAsia="Times New Roman" w:hAnsi="Times New Roman" w:cs="Times New Roman"/>
+          <w:b/>
+          <w:bCs/>
+          <w:color w:val="081B3A"/>
+          <w:sz w:val="18"/>
+          <w:szCs w:val="18"/>
+          <w:highlight w:val="white"/>
+          <w:lang w:val="en-US"/>
+        </w:rPr>
+        <w:tab/>
+      </w:r>
+      <w:r>
+        <w:rPr>
+          <w:rFonts w:ascii="Times New Roman" w:eastAsia="Times New Roman" w:hAnsi="Times New Roman" w:cs="Times New Roman"/>
+          <w:b/>
+          <w:bCs/>
+          <w:color w:val="081B3A"/>
+          <w:sz w:val="18"/>
+          <w:szCs w:val="18"/>
+          <w:highlight w:val="white"/>
+        </w:rPr>
+        <w:t>Bác sĩ</w:t>
+      </w:r>
+    </w:p>
+    <w:p>
+      <w:pPr>
+        <w:tabs>
+          <w:tab w:val="center" w:pos="4111"/>
+        </w:tabs>
+        <w:ind w:left="-425" w:right="-436"/>
+        <w:rPr>
+          <w:rFonts w:ascii="Times New Roman" w:eastAsia="Times New Roman" w:hAnsi="Times New Roman" w:cs="Times New Roman"/>
+          <w:b/>
+          <w:bCs/>
+          <w:color w:val="081B3A"/>
+          <w:sz w:val="18"/>
+          <w:szCs w:val="18"/>
+          <w:lang w:val="en-US"/>
+        </w:rPr>
+      </w:pPr>
+    </w:p>
+    <w:p>
+      <w:pPr>
+        <w:tabs>
+          <w:tab w:val="center" w:pos="4111"/>
+        </w:tabs>
+        <w:ind w:left="-425" w:right="-436"/>
+        <w:rPr>
+          <w:rFonts w:ascii="Times New Roman" w:eastAsia="Times New Roman" w:hAnsi="Times New Roman" w:cs="Times New Roman"/>
+          <w:b/>
+          <w:bCs/>
+          <w:color w:val="081B3A"/>
+          <w:sz w:val="18"/>
+          <w:szCs w:val="18"/>
+          <w:lang w:val="en-US"/>
+        </w:rPr>
+      </w:pPr>
+    </w:p>
+    <w:p>
+      <w:pPr>
+        <w:tabs>
+          <w:tab w:val="center" w:pos="4111"/>
+        </w:tabs>
+        <w:ind w:left="-425" w:right="-436"/>
+        <w:rPr>
+          <w:rFonts w:ascii="Times New Roman" w:eastAsia="Times New Roman" w:hAnsi="Times New Roman" w:cs="Times New Roman"/>
+          <w:b/>
+          <w:bCs/>
+          <w:color w:val="081B3A"/>
+          <w:sz w:val="18"/>
+          <w:szCs w:val="18"/>
+          <w:lang w:val="en-US"/>
+        </w:rPr>
+      </w:pPr>
+    </w:p>
+    <w:p>
+      <w:pPr>
+        <w:tabs>
+          <w:tab w:val="center" w:pos="4111"/>
+        </w:tabs>
+        <w:ind w:left="-425" w:right="-436"/>
+        <w:rPr>
+          <w:rFonts w:ascii="Times New Roman" w:eastAsia="Times New Roman" w:hAnsi="Times New Roman" w:cs="Times New Roman"/>
           <w:i/>
           <w:iCs/>
           <w:color w:val="081B3A"/>
-          <w:highlight w:val="white"/>
-        </w:rPr>
-        <w:t xml:space="preserve">Lời dặn: </w:t>
-      </w:r>
-      <w:r>
+          <w:sz w:val="18"/>
+          <w:szCs w:val="18"/>
+          <w:lang w:val="en-US"/>
+        </w:rPr>
+      </w:pPr>
+    </w:p>
+    <w:p>
+      <w:pPr>
+        <w:tabs>
+          <w:tab w:val="center" w:pos="4111"/>
+        </w:tabs>
+        <w:ind w:left="-425" w:right="-436"/>
         <w:rPr>
           <w:rFonts w:ascii="Times New Roman" w:eastAsia="Times New Roman" w:hAnsi="Times New Roman" w:cs="Times New Roman"/>
           <w:i/>
           <w:iCs/>
           <w:color w:val="081B3A"/>
+          <w:sz w:val="18"/>
+          <w:szCs w:val="18"/>
           <w:highlight w:val="white"/>
         </w:rPr>
-        <w:t xml:space="preserve">Sau khi có kết quả, Quý bệnh nhân quay lại </w:t>
-      </w:r>
-      <w:r>
-        <w:rPr>
-          <w:rFonts w:ascii="Times New Roman" w:eastAsia="Times New Roman" w:hAnsi="Times New Roman" w:cs="Times New Roman"/>
-          <w:i/>
-          <w:iCs/>
-          <w:color w:val="081B3A"/>
-          <w:highlight w:val="white"/>
+      </w:pPr>
+      <w:r>
+        <w:rPr>
+          <w:rFonts w:ascii="Times New Roman" w:eastAsia="Times New Roman" w:hAnsi="Times New Roman" w:cs="Times New Roman"/>
+          <w:b/>
+          <w:bCs/>
+          <w:sz w:val="18"/>
+          <w:szCs w:val="18"/>
+          <w:lang w:val="en-US"/>
+        </w:rPr>
+        <w:tab/>
+      </w:r>
+      <w:r>
+        <w:rPr>
+          <w:rFonts w:ascii="Times New Roman" w:eastAsia="Times New Roman" w:hAnsi="Times New Roman" w:cs="Times New Roman"/>
+          <w:b/>
+          <w:bCs/>
+          <w:sz w:val="18"/>
+          <w:szCs w:val="18"/>
+          <w:lang w:val="en-US"/>
         </w:rPr>
         <w:t>{{</w:t>
       </w:r>
-      <w:r>
-        <w:rPr>
-          <w:rFonts w:ascii="Times New Roman" w:eastAsia="Times New Roman" w:hAnsi="Times New Roman" w:cs="Times New Roman"/>
-          <w:i/>
-          <w:iCs/>
-          <w:color w:val="081B3A"/>
-          <w:highlight w:val="white"/>
-        </w:rPr>
-        <w:t>clinicName</w:t>
-      </w:r>
-      <w:r>
-        <w:rPr>
-          <w:rFonts w:ascii="Times New Roman" w:eastAsia="Times New Roman" w:hAnsi="Times New Roman" w:cs="Times New Roman"/>
-          <w:i/>
-          <w:iCs/>
-          <w:color w:val="081B3A"/>
-          <w:highlight w:val="white"/>
-        </w:rPr>
-        <w:t>}}</w:t>
-      </w:r>
-      <w:r>
-        <w:rPr>
-          <w:rFonts w:ascii="Times New Roman" w:eastAsia="Times New Roman" w:hAnsi="Times New Roman" w:cs="Times New Roman"/>
-          <w:i/>
-          <w:iCs/>
-          <w:color w:val="081B3A"/>
-          <w:highlight w:val="white"/>
-        </w:rPr>
-        <w:t xml:space="preserve"> để lấy kết quả xét nghiệm và được bác sĩ kê toa thuốc.</w:t>
-      </w:r>
-    </w:p>
-    <w:p>
-      <w:pPr>
-        <w:ind w:left="-425" w:right="-436"/>
-        <w:rPr>
-          <w:rFonts w:ascii="Times New Roman" w:eastAsia="Times New Roman" w:hAnsi="Times New Roman" w:cs="Times New Roman"/>
-          <w:i/>
-          <w:iCs/>
-          <w:color w:val="081B3A"/>
-          <w:highlight w:val="white"/>
+      <w:proofErr w:type="spellStart"/>
+      <w:r>
+        <w:rPr>
+          <w:rFonts w:ascii="Times New Roman" w:eastAsia="Times New Roman" w:hAnsi="Times New Roman" w:cs="Times New Roman"/>
+          <w:b/>
+          <w:bCs/>
+          <w:sz w:val="18"/>
+          <w:szCs w:val="18"/>
           <w:lang w:val="en-US"/>
         </w:rPr>
-      </w:pPr>
-    </w:p>
-    <w:p>
-      <w:pPr>
-        <w:keepNext/>
-        <w:keepLines/>
-        <w:tabs>
-          <w:tab w:val="left" w:pos="4253"/>
-          <w:tab w:val="center" w:pos="7230"/>
-        </w:tabs>
-        <w:ind w:left="-425" w:right="-437"/>
-        <w:rPr>
-          <w:rFonts w:ascii="Times New Roman" w:eastAsia="Times New Roman" w:hAnsi="Times New Roman" w:cs="Times New Roman"/>
-          <w:color w:val="081B3A"/>
-          <w:highlight w:val="white"/>
-          <w:lang w:val="en-US"/>
-        </w:rPr>
-      </w:pPr>
-      <w:r>
-        <w:rPr>
-          <w:rFonts w:ascii="Times New Roman" w:eastAsia="Times New Roman" w:hAnsi="Times New Roman" w:cs="Times New Roman"/>
-          <w:color w:val="081B3A"/>
-          <w:highlight w:val="white"/>
-          <w:lang w:val="en-US"/>
-        </w:rPr>
-        <w:tab/>
-      </w:r>
-      <w:r>
-        <w:rPr>
-          <w:rFonts w:ascii="Times New Roman" w:eastAsia="Times New Roman" w:hAnsi="Times New Roman" w:cs="Times New Roman"/>
-          <w:color w:val="081B3A"/>
-          <w:highlight w:val="white"/>
-        </w:rPr>
-        <w:t>{{date}}</w:t>
-      </w:r>
-    </w:p>
-    <w:p>
-      <w:pPr>
-        <w:keepNext/>
-        <w:keepLines/>
-        <w:tabs>
-          <w:tab w:val="left" w:pos="4395"/>
-          <w:tab w:val="center" w:pos="7230"/>
-        </w:tabs>
-        <w:ind w:left="-425" w:right="-437"/>
-        <w:rPr>
-          <w:rFonts w:ascii="Times New Roman" w:eastAsia="Times New Roman" w:hAnsi="Times New Roman" w:cs="Times New Roman"/>
-          <w:b/>
-          <w:bCs/>
-          <w:color w:val="081B3A"/>
-          <w:highlight w:val="white"/>
-        </w:rPr>
-      </w:pPr>
-      <w:r>
-        <w:rPr>
-          <w:rFonts w:ascii="Times New Roman" w:eastAsia="Times New Roman" w:hAnsi="Times New Roman" w:cs="Times New Roman"/>
-          <w:color w:val="081B3A"/>
-          <w:highlight w:val="white"/>
-          <w:lang w:val="en-US"/>
-        </w:rPr>
-        <w:tab/>
-      </w:r>
-      <w:r>
-        <w:rPr>
-          <w:rFonts w:ascii="Times New Roman" w:eastAsia="Times New Roman" w:hAnsi="Times New Roman" w:cs="Times New Roman"/>
-          <w:b/>
-          <w:bCs/>
-          <w:color w:val="081B3A"/>
-          <w:highlight w:val="white"/>
-        </w:rPr>
-        <w:t>Bác sĩ</w:t>
-      </w:r>
-    </w:p>
-    <w:p>
-      <w:pPr>
-        <w:keepNext/>
-        <w:keepLines/>
-        <w:pBdr>
-          <w:top w:val="nil"/>
-          <w:left w:val="nil"/>
-          <w:bottom w:val="nil"/>
-          <w:right w:val="nil"/>
-          <w:between w:val="nil"/>
-        </w:pBdr>
-        <w:tabs>
-          <w:tab w:val="center" w:pos="7230"/>
-        </w:tabs>
-        <w:ind w:left="-425" w:right="-437"/>
-        <w:rPr>
-          <w:rFonts w:ascii="Times New Roman" w:eastAsia="Times New Roman" w:hAnsi="Times New Roman" w:cs="Times New Roman"/>
-          <w:color w:val="081B3A"/>
-          <w:highlight w:val="white"/>
-        </w:rPr>
-      </w:pPr>
-    </w:p>
-    <w:p>
-      <w:pPr>
-        <w:keepNext/>
-        <w:keepLines/>
-        <w:pBdr>
-          <w:top w:val="nil"/>
-          <w:left w:val="nil"/>
-          <w:bottom w:val="nil"/>
-          <w:right w:val="nil"/>
-          <w:between w:val="nil"/>
-        </w:pBdr>
-        <w:tabs>
-          <w:tab w:val="center" w:pos="7230"/>
-        </w:tabs>
-        <w:ind w:left="-425" w:right="-437"/>
-        <w:rPr>
-          <w:rFonts w:ascii="Times New Roman" w:eastAsia="Times New Roman" w:hAnsi="Times New Roman" w:cs="Times New Roman"/>
-          <w:color w:val="081B3A"/>
-          <w:highlight w:val="white"/>
-        </w:rPr>
-      </w:pPr>
-    </w:p>
-    <w:p>
-      <w:pPr>
-        <w:keepNext/>
-        <w:keepLines/>
-        <w:pBdr>
-          <w:top w:val="nil"/>
-          <w:left w:val="nil"/>
-          <w:bottom w:val="nil"/>
-          <w:right w:val="nil"/>
-          <w:between w:val="nil"/>
-        </w:pBdr>
-        <w:tabs>
-          <w:tab w:val="center" w:pos="7230"/>
-        </w:tabs>
-        <w:ind w:left="-425" w:right="-437"/>
-        <w:rPr>
-          <w:rFonts w:ascii="Times New Roman" w:eastAsia="Times New Roman" w:hAnsi="Times New Roman" w:cs="Times New Roman"/>
-          <w:color w:val="081B3A"/>
-          <w:highlight w:val="white"/>
-        </w:rPr>
-      </w:pPr>
-    </w:p>
-    <w:p>
-      <w:pPr>
-        <w:keepNext/>
-        <w:keepLines/>
-        <w:pBdr>
-          <w:top w:val="nil"/>
-          <w:left w:val="nil"/>
-          <w:bottom w:val="nil"/>
-          <w:right w:val="nil"/>
-          <w:between w:val="nil"/>
-        </w:pBdr>
-        <w:tabs>
-          <w:tab w:val="center" w:pos="7230"/>
-        </w:tabs>
-        <w:ind w:left="-425" w:right="-437"/>
-        <w:rPr>
-          <w:rFonts w:ascii="Times New Roman" w:eastAsia="Times New Roman" w:hAnsi="Times New Roman" w:cs="Times New Roman"/>
-          <w:color w:val="081B3A"/>
-          <w:highlight w:val="white"/>
-        </w:rPr>
-      </w:pPr>
-    </w:p>
-    <w:p>
-      <w:pPr>
-        <w:keepNext/>
-        <w:keepLines/>
-        <w:pBdr>
-          <w:top w:val="nil"/>
-          <w:left w:val="nil"/>
-          <w:bottom w:val="nil"/>
-          <w:right w:val="nil"/>
-          <w:between w:val="nil"/>
-        </w:pBdr>
-        <w:tabs>
-          <w:tab w:val="left" w:pos="3828"/>
-          <w:tab w:val="center" w:pos="7230"/>
-        </w:tabs>
-        <w:ind w:left="-850" w:right="-437"/>
-        <w:rPr>
-          <w:rFonts w:ascii="Times New Roman" w:eastAsia="Times New Roman" w:hAnsi="Times New Roman" w:cs="Times New Roman"/>
-          <w:b/>
-          <w:bCs/>
-          <w:color w:val="081B3A"/>
-          <w:highlight w:val="white"/>
-        </w:rPr>
-      </w:pPr>
-      <w:r>
-        <w:rPr>
-          <w:rFonts w:ascii="Times New Roman" w:eastAsia="Times New Roman" w:hAnsi="Times New Roman" w:cs="Times New Roman"/>
-          <w:b/>
-          <w:bCs/>
-          <w:lang w:val="en-US"/>
-        </w:rPr>
-        <w:tab/>
-      </w:r>
-      <w:r>
-        <w:rPr>
-          <w:rFonts w:ascii="Times New Roman" w:eastAsia="Times New Roman" w:hAnsi="Times New Roman" w:cs="Times New Roman"/>
-          <w:b/>
-          <w:bCs/>
-          <w:lang w:val="en-US"/>
-        </w:rPr>
-        <w:t>{{</w:t>
-      </w:r>
-      <w:proofErr w:type="spellStart"/>
-      <w:r>
-        <w:rPr>
-          <w:rFonts w:ascii="Times New Roman" w:eastAsia="Times New Roman" w:hAnsi="Times New Roman" w:cs="Times New Roman"/>
-          <w:b/>
-          <w:bCs/>
-          <w:lang w:val="en-US"/>
-        </w:rPr>
         <w:t>doctorName</w:t>
       </w:r>
       <w:proofErr w:type="spellEnd"/>
@@ -1375,6 +1405,8 @@
           <w:rFonts w:ascii="Times New Roman" w:eastAsia="Times New Roman" w:hAnsi="Times New Roman" w:cs="Times New Roman"/>
           <w:b/>
           <w:bCs/>
+          <w:sz w:val="18"/>
+          <w:szCs w:val="18"/>
           <w:lang w:val="en-US"/>
         </w:rPr>
         <w:t>}}</w:t>
@@ -1382,7 +1414,7 @@
     </w:p>
     <w:sectPr>
       <w:pgSz w:w="8391" w:h="11906" w:code="11"/>
-      <w:pgMar w:top="425" w:right="1440" w:bottom="540" w:left="1417" w:header="720" w:footer="720" w:gutter="0"/>
+      <w:pgMar w:top="425" w:right="1418" w:bottom="539" w:left="1418" w:header="720" w:footer="720" w:gutter="0"/>
       <w:pgNumType w:start="1"/>
       <w:cols w:space="720"/>
       <w:docGrid w:linePitch="299"/>
@@ -1553,7 +1585,7 @@
   <w:docDefaults>
     <w:rPrDefault>
       <w:rPr>
-        <w:rFonts w:ascii="Arial" w:eastAsia="Arial" w:hAnsi="Arial" w:cs="Arial"/>
+        <w:rFonts w:ascii="Arial" w:eastAsiaTheme="minorEastAsia" w:hAnsi="Arial" w:cs="Arial"/>
         <w:sz w:val="22"/>
         <w:szCs w:val="22"/>
         <w:lang w:val="vi" w:eastAsia="en-US" w:bidi="ar-SA"/>

--- a/src/templates/service_request_template.docx
+++ b/src/templates/service_request_template.docx
@@ -214,7 +214,7 @@
         <w:spacing w:after="120" w:line="240" w:lineRule="auto"/>
         <w:ind w:right="-436"/>
         <w:rPr>
-          <w:rFonts w:ascii="Times New Roman" w:hAnsi="Times New Roman" w:cs="Times New Roman" w:hint="eastAsia"/>
+          <w:rFonts w:ascii="Times New Roman" w:hAnsi="Times New Roman" w:cs="Times New Roman"/>
           <w:sz w:val="20"/>
           <w:szCs w:val="20"/>
           <w:lang w:val="en-US" w:eastAsia="ja-JP"/>
@@ -836,8 +836,8 @@
     <w:p>
       <w:pPr>
         <w:tabs>
-          <w:tab w:val="left" w:pos="567"/>
-          <w:tab w:val="left" w:pos="4820"/>
+          <w:tab w:val="left" w:pos="426"/>
+          <w:tab w:val="left" w:pos="4962"/>
           <w:tab w:val="left" w:pos="8222"/>
         </w:tabs>
         <w:spacing w:line="240" w:lineRule="auto"/>
@@ -961,7 +961,7 @@
         <w:spacing w:line="240" w:lineRule="auto"/>
         <w:ind w:left="-425" w:right="-436"/>
         <w:rPr>
-          <w:rFonts w:ascii="Calibri" w:hAnsi="Calibri" w:cs="Calibri" w:hint="eastAsia"/>
+          <w:rFonts w:ascii="Calibri" w:hAnsi="Calibri" w:cs="Calibri"/>
           <w:color w:val="081B3A"/>
           <w:sz w:val="18"/>
           <w:szCs w:val="18"/>
@@ -1075,7 +1075,7 @@
         <w:spacing w:line="240" w:lineRule="auto"/>
         <w:ind w:left="-425" w:right="-436"/>
         <w:rPr>
-          <w:rFonts w:ascii="Calibri" w:hAnsi="Calibri" w:cs="Calibri" w:hint="eastAsia"/>
+          <w:rFonts w:ascii="Calibri" w:hAnsi="Calibri" w:cs="Calibri"/>
           <w:color w:val="081B3A"/>
           <w:sz w:val="18"/>
           <w:szCs w:val="18"/>
@@ -1124,7 +1124,6 @@
           <w:sz w:val="18"/>
           <w:szCs w:val="18"/>
           <w:highlight w:val="white"/>
-          <w:lang w:val="en-US"/>
         </w:rPr>
       </w:pPr>
       <w:r>
@@ -1202,10 +1201,12 @@
     </w:p>
     <w:p>
       <w:pPr>
+        <w:keepNext/>
+        <w:keepLines/>
         <w:tabs>
           <w:tab w:val="center" w:pos="4111"/>
         </w:tabs>
-        <w:ind w:left="-425" w:right="-436"/>
+        <w:ind w:left="-425" w:right="-437"/>
         <w:rPr>
           <w:rFonts w:ascii="Times New Roman" w:eastAsia="Times New Roman" w:hAnsi="Times New Roman" w:cs="Times New Roman"/>
           <w:i/>
@@ -1224,7 +1225,6 @@
           <w:sz w:val="18"/>
           <w:szCs w:val="18"/>
           <w:highlight w:val="white"/>
-          <w:lang w:val="en-US"/>
         </w:rPr>
         <w:tab/>
       </w:r>
@@ -1241,10 +1241,12 @@
     </w:p>
     <w:p>
       <w:pPr>
+        <w:keepNext/>
+        <w:keepLines/>
         <w:tabs>
           <w:tab w:val="center" w:pos="4111"/>
         </w:tabs>
-        <w:ind w:left="-425" w:right="-436"/>
+        <w:ind w:left="-425" w:right="-437"/>
         <w:rPr>
           <w:rFonts w:ascii="Times New Roman" w:eastAsia="Times New Roman" w:hAnsi="Times New Roman" w:cs="Times New Roman"/>
           <w:b/>
@@ -1283,10 +1285,12 @@
     </w:p>
     <w:p>
       <w:pPr>
+        <w:keepNext/>
+        <w:keepLines/>
         <w:tabs>
           <w:tab w:val="center" w:pos="4111"/>
         </w:tabs>
-        <w:ind w:left="-425" w:right="-436"/>
+        <w:ind w:left="-425" w:right="-437"/>
         <w:rPr>
           <w:rFonts w:ascii="Times New Roman" w:eastAsia="Times New Roman" w:hAnsi="Times New Roman" w:cs="Times New Roman"/>
           <w:b/>
@@ -1300,10 +1304,12 @@
     </w:p>
     <w:p>
       <w:pPr>
+        <w:keepNext/>
+        <w:keepLines/>
         <w:tabs>
           <w:tab w:val="center" w:pos="4111"/>
         </w:tabs>
-        <w:ind w:left="-425" w:right="-436"/>
+        <w:ind w:left="-425" w:right="-437"/>
         <w:rPr>
           <w:rFonts w:ascii="Times New Roman" w:eastAsia="Times New Roman" w:hAnsi="Times New Roman" w:cs="Times New Roman"/>
           <w:b/>
@@ -1317,10 +1323,12 @@
     </w:p>
     <w:p>
       <w:pPr>
+        <w:keepNext/>
+        <w:keepLines/>
         <w:tabs>
           <w:tab w:val="center" w:pos="4111"/>
         </w:tabs>
-        <w:ind w:left="-425" w:right="-436"/>
+        <w:ind w:left="-425" w:right="-437"/>
         <w:rPr>
           <w:rFonts w:ascii="Times New Roman" w:eastAsia="Times New Roman" w:hAnsi="Times New Roman" w:cs="Times New Roman"/>
           <w:b/>
@@ -1334,10 +1342,12 @@
     </w:p>
     <w:p>
       <w:pPr>
+        <w:keepNext/>
+        <w:keepLines/>
         <w:tabs>
           <w:tab w:val="center" w:pos="4111"/>
         </w:tabs>
-        <w:ind w:left="-425" w:right="-436"/>
+        <w:ind w:left="-425" w:right="-437"/>
         <w:rPr>
           <w:rFonts w:ascii="Times New Roman" w:eastAsia="Times New Roman" w:hAnsi="Times New Roman" w:cs="Times New Roman"/>
           <w:i/>
@@ -1351,10 +1361,12 @@
     </w:p>
     <w:p>
       <w:pPr>
+        <w:keepNext/>
+        <w:keepLines/>
         <w:tabs>
           <w:tab w:val="center" w:pos="4111"/>
         </w:tabs>
-        <w:ind w:left="-425" w:right="-436"/>
+        <w:ind w:left="-425" w:right="-437"/>
         <w:rPr>
           <w:rFonts w:ascii="Times New Roman" w:eastAsia="Times New Roman" w:hAnsi="Times New Roman" w:cs="Times New Roman"/>
           <w:i/>
